--- a/FileStorage-Weekend/doc/CHAPTER THREE.docx
+++ b/FileStorage-Weekend/doc/CHAPTER THREE.docx
@@ -95,90 +95,118 @@
         <w:pStyle w:val="Heading3"/>
       </w:pPr>
       <w:r>
-        <w:t>3.2.1 Introduction to Agile Methodology</w:t>
-      </w:r>
-    </w:p>
-    <w:p>
-      <w:pPr>
-        <w:jc w:val="both"/>
-        <w:rPr>
-          <w:rFonts w:ascii="Times New Roman" w:hAnsi="Times New Roman" w:cs="Times New Roman"/>
-        </w:rPr>
-      </w:pPr>
-      <w:r>
-        <w:rPr>
-          <w:rFonts w:ascii="Times New Roman" w:hAnsi="Times New Roman" w:cs="Times New Roman"/>
-        </w:rPr>
-        <w:t>The Agile software development methodology was adopted for the development of this project. Agile is an iterative and incremental software development approach that focuses on flexibility, collaboration, continuous improvement, and rapid delivery of functional software components. Agile encourages frequent interaction with stakeholders and allows developers to respond quickly to changing requirements throughout the development process.</w:t>
-      </w:r>
-    </w:p>
-    <w:p>
-      <w:pPr>
-        <w:jc w:val="both"/>
-        <w:rPr>
-          <w:rFonts w:ascii="Times New Roman" w:hAnsi="Times New Roman" w:cs="Times New Roman"/>
-        </w:rPr>
-      </w:pPr>
-      <w:r>
-        <w:rPr>
-          <w:rFonts w:ascii="Times New Roman" w:hAnsi="Times New Roman" w:cs="Times New Roman"/>
-        </w:rPr>
-        <w:lastRenderedPageBreak/>
-        <w:t>Unlike traditional plan-driven methodologies such as the Waterfall model, Agile supports continuous testing, regular feedback, and iterative development through short development cycles known as sprints. This makes Agile suitable for projects where requirements may evolve during development.</w:t>
-      </w:r>
-    </w:p>
-    <w:p>
-      <w:pPr>
-        <w:jc w:val="both"/>
-        <w:rPr>
-          <w:rFonts w:ascii="Times New Roman" w:hAnsi="Times New Roman" w:cs="Times New Roman"/>
-        </w:rPr>
-      </w:pPr>
-    </w:p>
-    <w:p>
-      <w:pPr>
-        <w:pStyle w:val="Heading3"/>
-      </w:pPr>
-      <w:r>
-        <w:t>3.2.2 Justification for Choosing Agile Methodology</w:t>
-      </w:r>
-    </w:p>
-    <w:p>
-      <w:pPr>
-        <w:jc w:val="both"/>
-        <w:rPr>
-          <w:rFonts w:ascii="Times New Roman" w:hAnsi="Times New Roman" w:cs="Times New Roman"/>
-        </w:rPr>
-      </w:pPr>
-      <w:r>
-        <w:rPr>
-          <w:rFonts w:ascii="Times New Roman" w:hAnsi="Times New Roman" w:cs="Times New Roman"/>
-        </w:rPr>
-        <w:t>The Agile methodology was selected for this project because of its flexibility and ability to support continuous improvement during development. The Cloud-Based Examination Script Management System required regular adjustments and feature enhancements throughout the development process, making Agile more appropriate than rigid plan-driven models.</w:t>
-      </w:r>
-    </w:p>
-    <w:p>
-      <w:pPr>
-        <w:jc w:val="both"/>
-        <w:rPr>
-          <w:rFonts w:ascii="Times New Roman" w:hAnsi="Times New Roman" w:cs="Times New Roman"/>
-        </w:rPr>
-      </w:pPr>
-      <w:r>
-        <w:rPr>
-          <w:rFonts w:ascii="Times New Roman" w:hAnsi="Times New Roman" w:cs="Times New Roman"/>
-        </w:rPr>
-        <w:t>The following reasons justify the use of Agile methodology for this project:</w:t>
-      </w:r>
-    </w:p>
-    <w:p>
-      <w:pPr>
-        <w:jc w:val="both"/>
+        <w:t xml:space="preserve">3.2.1 </w:t>
+      </w:r>
+      <w:r>
+        <w:t>Introduction to Rapid Application Development (RAD)</w:t>
+      </w:r>
+    </w:p>
+    <w:p>
+      <w:pPr>
+        <w:jc w:val="both"/>
+        <w:rPr>
+          <w:rFonts w:ascii="Times New Roman" w:hAnsi="Times New Roman" w:cs="Times New Roman"/>
+        </w:rPr>
+      </w:pPr>
+      <w:r>
+        <w:rPr>
+          <w:rFonts w:ascii="Times New Roman" w:hAnsi="Times New Roman" w:cs="Times New Roman"/>
+        </w:rPr>
+        <w:t xml:space="preserve">The </w:t>
+      </w:r>
+      <w:r>
         <w:rPr>
           <w:rFonts w:ascii="Times New Roman" w:hAnsi="Times New Roman" w:cs="Times New Roman"/>
           <w:b/>
           <w:bCs/>
         </w:rPr>
+        <w:t>Rapid Application Development (RAD)</w:t>
+      </w:r>
+      <w:r>
+        <w:rPr>
+          <w:rFonts w:ascii="Times New Roman" w:hAnsi="Times New Roman" w:cs="Times New Roman"/>
+        </w:rPr>
+        <w:t xml:space="preserve"> methodology was adopted for the development of this project. RAD is an iterative software development methodology that emphasizes rapid prototyping, continuous user involvement, and quick delivery of functional software components. Unlike traditional development models that require extensive planning before implementation, </w:t>
+      </w:r>
+      <w:r>
+        <w:rPr>
+          <w:rFonts w:ascii="Times New Roman" w:hAnsi="Times New Roman" w:cs="Times New Roman"/>
+        </w:rPr>
+        <w:lastRenderedPageBreak/>
+        <w:t>RAD focuses on developing working prototypes that can be evaluated and refined through user feedback.</w:t>
+      </w:r>
+    </w:p>
+    <w:p>
+      <w:pPr>
+        <w:jc w:val="both"/>
+        <w:rPr>
+          <w:rFonts w:ascii="Times New Roman" w:hAnsi="Times New Roman" w:cs="Times New Roman"/>
+        </w:rPr>
+      </w:pPr>
+      <w:r>
+        <w:rPr>
+          <w:rFonts w:ascii="Times New Roman" w:hAnsi="Times New Roman" w:cs="Times New Roman"/>
+        </w:rPr>
+        <w:t>The methodology encourages frequent interaction between developers and users throughout the development process, allowing requirements to be refined continuously. This approach significantly reduces development time while ensuring that the final system meets user expectations. RAD is particularly suitable for web-based applications where requirements can be validated through prototype demonstrations and incremental improvements.</w:t>
+      </w:r>
+    </w:p>
+    <w:p>
+      <w:pPr>
+        <w:jc w:val="both"/>
+        <w:rPr>
+          <w:rFonts w:ascii="Times New Roman" w:hAnsi="Times New Roman" w:cs="Times New Roman"/>
+        </w:rPr>
+      </w:pPr>
+    </w:p>
+    <w:p>
+      <w:pPr>
+        <w:pStyle w:val="Heading3"/>
+      </w:pPr>
+      <w:r>
+        <w:t xml:space="preserve">3.2.2 Justification </w:t>
+      </w:r>
+      <w:r>
+        <w:t>for Choosing Rapid Application Development (RAD)</w:t>
+      </w:r>
+    </w:p>
+    <w:p>
+      <w:pPr>
+        <w:jc w:val="both"/>
+        <w:rPr>
+          <w:rFonts w:ascii="Times New Roman" w:hAnsi="Times New Roman" w:cs="Times New Roman"/>
+        </w:rPr>
+      </w:pPr>
+      <w:r>
+        <w:rPr>
+          <w:rFonts w:ascii="Times New Roman" w:hAnsi="Times New Roman" w:cs="Times New Roman"/>
+        </w:rPr>
+        <w:t>The Rapid Application Development (RAD) methodology was selected because it supports the rapid development and continuous refinement of software through prototyping and user feedback. Since the Cloud-Based Examination Script Management System required multiple interactive modules such as authentication, script upload, cloud storage integration, and PDF processing, RAD provided an efficient framework for building and improving these features within a short development period.</w:t>
+      </w:r>
+    </w:p>
+    <w:p>
+      <w:pPr>
+        <w:jc w:val="both"/>
+        <w:rPr>
+          <w:rFonts w:ascii="Times New Roman" w:hAnsi="Times New Roman" w:cs="Times New Roman"/>
+        </w:rPr>
+      </w:pPr>
+      <w:r>
+        <w:rPr>
+          <w:rFonts w:ascii="Times New Roman" w:hAnsi="Times New Roman" w:cs="Times New Roman"/>
+        </w:rPr>
+        <w:t>The following reasons justify the use of RAD for this project:</w:t>
+      </w:r>
+    </w:p>
+    <w:p>
+      <w:pPr>
+        <w:numPr>
+          <w:ilvl w:val="0"/>
+          <w:numId w:val="26"/>
+        </w:numPr>
+        <w:jc w:val="both"/>
+        <w:rPr>
+          <w:rFonts w:ascii="Times New Roman" w:hAnsi="Times New Roman" w:cs="Times New Roman"/>
+        </w:rPr>
       </w:pPr>
       <w:r>
         <w:rPr>
@@ -186,31 +214,67 @@
           <w:b/>
           <w:bCs/>
         </w:rPr>
-        <w:t>1. Flexibility in Requirement Changes</w:t>
-      </w:r>
-    </w:p>
-    <w:p>
-      <w:pPr>
-        <w:jc w:val="both"/>
-        <w:rPr>
-          <w:rFonts w:ascii="Times New Roman" w:hAnsi="Times New Roman" w:cs="Times New Roman"/>
-        </w:rPr>
-      </w:pPr>
-      <w:r>
-        <w:rPr>
-          <w:rFonts w:ascii="Times New Roman" w:hAnsi="Times New Roman" w:cs="Times New Roman"/>
-        </w:rPr>
-        <w:t>The project requirements evolved during development as new ideas and user feedback emerged. Agile supports changes at any stage of development without affecting the overall progress of the project.</w:t>
-      </w:r>
-    </w:p>
-    <w:p>
-      <w:pPr>
-        <w:jc w:val="both"/>
+        <w:t>Rapid Development</w:t>
+      </w:r>
+    </w:p>
+    <w:p>
+      <w:pPr>
+        <w:jc w:val="both"/>
+        <w:rPr>
+          <w:rFonts w:ascii="Times New Roman" w:hAnsi="Times New Roman" w:cs="Times New Roman"/>
+        </w:rPr>
+      </w:pPr>
+      <w:r>
+        <w:rPr>
+          <w:rFonts w:ascii="Times New Roman" w:hAnsi="Times New Roman" w:cs="Times New Roman"/>
+        </w:rPr>
+        <w:t>RAD enables the development of functional prototypes within a short period, allowing early demonstration of system features.</w:t>
+      </w:r>
+    </w:p>
+    <w:p>
+      <w:pPr>
+        <w:numPr>
+          <w:ilvl w:val="0"/>
+          <w:numId w:val="26"/>
+        </w:numPr>
+        <w:jc w:val="both"/>
+        <w:rPr>
+          <w:rFonts w:ascii="Times New Roman" w:hAnsi="Times New Roman" w:cs="Times New Roman"/>
+        </w:rPr>
+      </w:pPr>
+      <w:r>
         <w:rPr>
           <w:rFonts w:ascii="Times New Roman" w:hAnsi="Times New Roman" w:cs="Times New Roman"/>
           <w:b/>
           <w:bCs/>
         </w:rPr>
+        <w:t>User Participation</w:t>
+      </w:r>
+    </w:p>
+    <w:p>
+      <w:pPr>
+        <w:jc w:val="both"/>
+        <w:rPr>
+          <w:rFonts w:ascii="Times New Roman" w:hAnsi="Times New Roman" w:cs="Times New Roman"/>
+        </w:rPr>
+      </w:pPr>
+      <w:r>
+        <w:rPr>
+          <w:rFonts w:ascii="Times New Roman" w:hAnsi="Times New Roman" w:cs="Times New Roman"/>
+        </w:rPr>
+        <w:t>Lecturers, departmental administrators, and prospective users provided continuous feedback throughout development, ensuring that the system satisfied academic requirements.</w:t>
+      </w:r>
+    </w:p>
+    <w:p>
+      <w:pPr>
+        <w:numPr>
+          <w:ilvl w:val="0"/>
+          <w:numId w:val="26"/>
+        </w:numPr>
+        <w:jc w:val="both"/>
+        <w:rPr>
+          <w:rFonts w:ascii="Times New Roman" w:hAnsi="Times New Roman" w:cs="Times New Roman"/>
+        </w:rPr>
       </w:pPr>
       <w:r>
         <w:rPr>
@@ -218,31 +282,67 @@
           <w:b/>
           <w:bCs/>
         </w:rPr>
-        <w:t>2. Iterative Development</w:t>
-      </w:r>
-    </w:p>
-    <w:p>
-      <w:pPr>
-        <w:jc w:val="both"/>
-        <w:rPr>
-          <w:rFonts w:ascii="Times New Roman" w:hAnsi="Times New Roman" w:cs="Times New Roman"/>
-        </w:rPr>
-      </w:pPr>
-      <w:r>
-        <w:rPr>
-          <w:rFonts w:ascii="Times New Roman" w:hAnsi="Times New Roman" w:cs="Times New Roman"/>
-        </w:rPr>
-        <w:t>The project was developed in small phases known as sprints. Each sprint delivered functional features such as user authentication, script upload, cloud storage integration, PDF compression, notifications, and access control.</w:t>
-      </w:r>
-    </w:p>
-    <w:p>
-      <w:pPr>
-        <w:jc w:val="both"/>
+        <w:t>Prototyping</w:t>
+      </w:r>
+    </w:p>
+    <w:p>
+      <w:pPr>
+        <w:jc w:val="both"/>
+        <w:rPr>
+          <w:rFonts w:ascii="Times New Roman" w:hAnsi="Times New Roman" w:cs="Times New Roman"/>
+        </w:rPr>
+      </w:pPr>
+      <w:r>
+        <w:rPr>
+          <w:rFonts w:ascii="Times New Roman" w:hAnsi="Times New Roman" w:cs="Times New Roman"/>
+        </w:rPr>
+        <w:t>Functional prototypes were developed and refined repeatedly until the desired functionality and usability were achieved.</w:t>
+      </w:r>
+    </w:p>
+    <w:p>
+      <w:pPr>
+        <w:numPr>
+          <w:ilvl w:val="0"/>
+          <w:numId w:val="26"/>
+        </w:numPr>
+        <w:jc w:val="both"/>
+        <w:rPr>
+          <w:rFonts w:ascii="Times New Roman" w:hAnsi="Times New Roman" w:cs="Times New Roman"/>
+        </w:rPr>
+      </w:pPr>
+      <w:r>
         <w:rPr>
           <w:rFonts w:ascii="Times New Roman" w:hAnsi="Times New Roman" w:cs="Times New Roman"/>
           <w:b/>
           <w:bCs/>
         </w:rPr>
+        <w:t>Flexibility</w:t>
+      </w:r>
+    </w:p>
+    <w:p>
+      <w:pPr>
+        <w:jc w:val="both"/>
+        <w:rPr>
+          <w:rFonts w:ascii="Times New Roman" w:hAnsi="Times New Roman" w:cs="Times New Roman"/>
+        </w:rPr>
+      </w:pPr>
+      <w:r>
+        <w:rPr>
+          <w:rFonts w:ascii="Times New Roman" w:hAnsi="Times New Roman" w:cs="Times New Roman"/>
+        </w:rPr>
+        <w:t>New requirements and feature improvements were easily incorporated without restarting the development process.</w:t>
+      </w:r>
+    </w:p>
+    <w:p>
+      <w:pPr>
+        <w:numPr>
+          <w:ilvl w:val="0"/>
+          <w:numId w:val="26"/>
+        </w:numPr>
+        <w:jc w:val="both"/>
+        <w:rPr>
+          <w:rFonts w:ascii="Times New Roman" w:hAnsi="Times New Roman" w:cs="Times New Roman"/>
+        </w:rPr>
       </w:pPr>
       <w:r>
         <w:rPr>
@@ -250,1285 +350,1257 @@
           <w:b/>
           <w:bCs/>
         </w:rPr>
-        <w:t>3. Continuous Testing and Feedback</w:t>
-      </w:r>
-    </w:p>
-    <w:p>
-      <w:pPr>
-        <w:jc w:val="both"/>
-        <w:rPr>
-          <w:rFonts w:ascii="Times New Roman" w:hAnsi="Times New Roman" w:cs="Times New Roman"/>
-        </w:rPr>
-      </w:pPr>
-      <w:r>
-        <w:rPr>
-          <w:rFonts w:ascii="Times New Roman" w:hAnsi="Times New Roman" w:cs="Times New Roman"/>
-        </w:rPr>
-        <w:t>Agile allowed testing to be performed continuously after each sprint. This helped identify errors early and improved system reliability.</w:t>
-      </w:r>
-    </w:p>
-    <w:p>
-      <w:pPr>
-        <w:jc w:val="both"/>
+        <w:t>Reduced Development Time</w:t>
+      </w:r>
+    </w:p>
+    <w:p>
+      <w:pPr>
+        <w:jc w:val="both"/>
+        <w:rPr>
+          <w:rFonts w:ascii="Times New Roman" w:hAnsi="Times New Roman" w:cs="Times New Roman"/>
+        </w:rPr>
+      </w:pPr>
+      <w:r>
+        <w:rPr>
+          <w:rFonts w:ascii="Times New Roman" w:hAnsi="Times New Roman" w:cs="Times New Roman"/>
+        </w:rPr>
+        <w:t>The use of reusable components and incremental development accelerated the completion of the project.</w:t>
+      </w:r>
+    </w:p>
+    <w:p>
+      <w:pPr>
+        <w:numPr>
+          <w:ilvl w:val="0"/>
+          <w:numId w:val="26"/>
+        </w:numPr>
+        <w:jc w:val="both"/>
+        <w:rPr>
+          <w:rFonts w:ascii="Times New Roman" w:hAnsi="Times New Roman" w:cs="Times New Roman"/>
+        </w:rPr>
+      </w:pPr>
+      <w:r>
         <w:rPr>
           <w:rFonts w:ascii="Times New Roman" w:hAnsi="Times New Roman" w:cs="Times New Roman"/>
           <w:b/>
           <w:bCs/>
         </w:rPr>
-      </w:pPr>
-      <w:r>
+        <w:t>Improved System Quality</w:t>
+      </w:r>
+    </w:p>
+    <w:p>
+      <w:pPr>
+        <w:jc w:val="both"/>
+        <w:rPr>
+          <w:rFonts w:ascii="Times New Roman" w:hAnsi="Times New Roman" w:cs="Times New Roman"/>
+        </w:rPr>
+      </w:pPr>
+      <w:r>
+        <w:rPr>
+          <w:rFonts w:ascii="Times New Roman" w:hAnsi="Times New Roman" w:cs="Times New Roman"/>
+        </w:rPr>
+        <w:lastRenderedPageBreak/>
+        <w:t>Continuous testing and user evaluation during prototype development helped identify and correct errors early, resulting in a more reliable system.</w:t>
+      </w:r>
+    </w:p>
+    <w:p>
+      <w:pPr>
+        <w:jc w:val="both"/>
+        <w:rPr>
+          <w:rFonts w:ascii="Times New Roman" w:hAnsi="Times New Roman" w:cs="Times New Roman"/>
+        </w:rPr>
+      </w:pPr>
+    </w:p>
+    <w:p>
+      <w:pPr>
+        <w:pStyle w:val="Heading3"/>
+      </w:pPr>
+      <w:r>
+        <w:t xml:space="preserve">3.2.3 </w:t>
+      </w:r>
+      <w:r>
+        <w:t>Rapid Application Development (RAD) Process</w:t>
+      </w:r>
+    </w:p>
+    <w:p>
+      <w:pPr>
+        <w:jc w:val="both"/>
+        <w:rPr>
+          <w:rFonts w:ascii="Times New Roman" w:hAnsi="Times New Roman" w:cs="Times New Roman"/>
+        </w:rPr>
+      </w:pPr>
+      <w:r>
+        <w:rPr>
+          <w:rFonts w:ascii="Times New Roman" w:hAnsi="Times New Roman" w:cs="Times New Roman"/>
+        </w:rPr>
+        <w:t>The RAD methodology used in this project consisted of the following phases:</w:t>
+      </w:r>
+    </w:p>
+    <w:p>
+      <w:pPr>
+        <w:numPr>
+          <w:ilvl w:val="0"/>
+          <w:numId w:val="27"/>
+        </w:numPr>
+        <w:jc w:val="both"/>
+        <w:rPr>
+          <w:rFonts w:ascii="Times New Roman" w:hAnsi="Times New Roman" w:cs="Times New Roman"/>
+        </w:rPr>
+      </w:pPr>
+      <w:r>
+        <w:rPr>
+          <w:rFonts w:ascii="Times New Roman" w:hAnsi="Times New Roman" w:cs="Times New Roman"/>
+        </w:rPr>
+        <w:t xml:space="preserve">Requirements Planning </w:t>
+      </w:r>
+    </w:p>
+    <w:p>
+      <w:pPr>
+        <w:numPr>
+          <w:ilvl w:val="0"/>
+          <w:numId w:val="27"/>
+        </w:numPr>
+        <w:jc w:val="both"/>
+        <w:rPr>
+          <w:rFonts w:ascii="Times New Roman" w:hAnsi="Times New Roman" w:cs="Times New Roman"/>
+        </w:rPr>
+      </w:pPr>
+      <w:r>
+        <w:rPr>
+          <w:rFonts w:ascii="Times New Roman" w:hAnsi="Times New Roman" w:cs="Times New Roman"/>
+        </w:rPr>
+        <w:t xml:space="preserve">User Design </w:t>
+      </w:r>
+    </w:p>
+    <w:p>
+      <w:pPr>
+        <w:numPr>
+          <w:ilvl w:val="0"/>
+          <w:numId w:val="27"/>
+        </w:numPr>
+        <w:jc w:val="both"/>
+        <w:rPr>
+          <w:rFonts w:ascii="Times New Roman" w:hAnsi="Times New Roman" w:cs="Times New Roman"/>
+        </w:rPr>
+      </w:pPr>
+      <w:r>
+        <w:rPr>
+          <w:rFonts w:ascii="Times New Roman" w:hAnsi="Times New Roman" w:cs="Times New Roman"/>
+        </w:rPr>
+        <w:t xml:space="preserve">Construction </w:t>
+      </w:r>
+    </w:p>
+    <w:p>
+      <w:pPr>
+        <w:numPr>
+          <w:ilvl w:val="0"/>
+          <w:numId w:val="27"/>
+        </w:numPr>
+        <w:jc w:val="both"/>
+        <w:rPr>
+          <w:rFonts w:ascii="Times New Roman" w:hAnsi="Times New Roman" w:cs="Times New Roman"/>
+        </w:rPr>
+      </w:pPr>
+      <w:r>
+        <w:rPr>
+          <w:rFonts w:ascii="Times New Roman" w:hAnsi="Times New Roman" w:cs="Times New Roman"/>
+        </w:rPr>
+        <w:t xml:space="preserve">Cutover </w:t>
+      </w:r>
+    </w:p>
+    <w:p>
+      <w:pPr>
+        <w:jc w:val="both"/>
+        <w:rPr>
+          <w:rFonts w:ascii="Times New Roman" w:hAnsi="Times New Roman" w:cs="Times New Roman"/>
+        </w:rPr>
+      </w:pPr>
+      <w:r>
+        <w:rPr>
+          <w:rFonts w:ascii="Times New Roman" w:hAnsi="Times New Roman" w:cs="Times New Roman"/>
+        </w:rPr>
+        <w:t>Each phase involved continuous interaction between developers and users to ensure that the developed system met the project's objectives and functional requirements.</w:t>
+      </w:r>
+    </w:p>
+    <w:p>
+      <w:pPr>
+        <w:jc w:val="both"/>
+        <w:rPr>
+          <w:rFonts w:ascii="Times New Roman" w:hAnsi="Times New Roman" w:cs="Times New Roman"/>
+        </w:rPr>
+      </w:pPr>
+    </w:p>
+    <w:p>
+      <w:pPr>
+        <w:pStyle w:val="Heading2"/>
+      </w:pPr>
+      <w:r>
+        <w:t xml:space="preserve">3.3 Activities </w:t>
+      </w:r>
+      <w:r>
+        <w:t>Performed in Each RAD Phase</w:t>
+      </w:r>
+    </w:p>
+    <w:p>
+      <w:pPr>
+        <w:pStyle w:val="Heading3"/>
+      </w:pPr>
+      <w:r>
+        <w:t xml:space="preserve">3.3.1 </w:t>
+      </w:r>
+      <w:r>
+        <w:t>Requirements Planning</w:t>
+      </w:r>
+    </w:p>
+    <w:p>
+      <w:pPr>
+        <w:jc w:val="both"/>
+        <w:rPr>
+          <w:rFonts w:ascii="Times New Roman" w:hAnsi="Times New Roman" w:cs="Times New Roman"/>
+        </w:rPr>
+      </w:pPr>
+      <w:r>
+        <w:rPr>
+          <w:rFonts w:ascii="Times New Roman" w:hAnsi="Times New Roman" w:cs="Times New Roman"/>
+        </w:rPr>
+        <w:t>This phase focused on identifying the objectives, system requirements, and scope of the proposed Cloud-Based Examination Script Management System. Information was gathered through literature review, observation of existing document management systems, and analysis of examination script management practices within educational institutions.</w:t>
+      </w:r>
+    </w:p>
+    <w:p>
+      <w:pPr>
+        <w:jc w:val="both"/>
+        <w:rPr>
+          <w:rFonts w:ascii="Times New Roman" w:hAnsi="Times New Roman" w:cs="Times New Roman"/>
+        </w:rPr>
+      </w:pPr>
+      <w:r>
+        <w:rPr>
+          <w:rFonts w:ascii="Times New Roman" w:hAnsi="Times New Roman" w:cs="Times New Roman"/>
+        </w:rPr>
+        <w:t>The following activities were carried out:</w:t>
+      </w:r>
+    </w:p>
+    <w:p>
+      <w:pPr>
+        <w:numPr>
+          <w:ilvl w:val="0"/>
+          <w:numId w:val="2"/>
+        </w:numPr>
+        <w:jc w:val="both"/>
+        <w:rPr>
+          <w:rFonts w:ascii="Times New Roman" w:hAnsi="Times New Roman" w:cs="Times New Roman"/>
+        </w:rPr>
+      </w:pPr>
+      <w:r>
+        <w:rPr>
+          <w:rFonts w:ascii="Times New Roman" w:hAnsi="Times New Roman" w:cs="Times New Roman"/>
+        </w:rPr>
+        <w:t xml:space="preserve">Identification of system users and stakeholders. </w:t>
+      </w:r>
+    </w:p>
+    <w:p>
+      <w:pPr>
+        <w:numPr>
+          <w:ilvl w:val="0"/>
+          <w:numId w:val="2"/>
+        </w:numPr>
+        <w:jc w:val="both"/>
+        <w:rPr>
+          <w:rFonts w:ascii="Times New Roman" w:hAnsi="Times New Roman" w:cs="Times New Roman"/>
+        </w:rPr>
+      </w:pPr>
+      <w:r>
+        <w:rPr>
+          <w:rFonts w:ascii="Times New Roman" w:hAnsi="Times New Roman" w:cs="Times New Roman"/>
+        </w:rPr>
+        <w:t xml:space="preserve">Definition of project objectives and scope. </w:t>
+      </w:r>
+    </w:p>
+    <w:p>
+      <w:pPr>
+        <w:numPr>
+          <w:ilvl w:val="0"/>
+          <w:numId w:val="2"/>
+        </w:numPr>
+        <w:jc w:val="both"/>
+        <w:rPr>
+          <w:rFonts w:ascii="Times New Roman" w:hAnsi="Times New Roman" w:cs="Times New Roman"/>
+        </w:rPr>
+      </w:pPr>
+      <w:r>
+        <w:rPr>
+          <w:rFonts w:ascii="Times New Roman" w:hAnsi="Times New Roman" w:cs="Times New Roman"/>
+        </w:rPr>
+        <w:t xml:space="preserve">Collection of functional requirements such as: </w:t>
+      </w:r>
+    </w:p>
+    <w:p>
+      <w:pPr>
+        <w:numPr>
+          <w:ilvl w:val="1"/>
+          <w:numId w:val="28"/>
+        </w:numPr>
+        <w:jc w:val="both"/>
+        <w:rPr>
+          <w:rFonts w:ascii="Times New Roman" w:hAnsi="Times New Roman" w:cs="Times New Roman"/>
+        </w:rPr>
+      </w:pPr>
+      <w:r>
+        <w:rPr>
+          <w:rFonts w:ascii="Times New Roman" w:hAnsi="Times New Roman" w:cs="Times New Roman"/>
+        </w:rPr>
+        <w:t xml:space="preserve">User registration and login. </w:t>
+      </w:r>
+    </w:p>
+    <w:p>
+      <w:pPr>
+        <w:numPr>
+          <w:ilvl w:val="1"/>
+          <w:numId w:val="28"/>
+        </w:numPr>
+        <w:jc w:val="both"/>
+        <w:rPr>
+          <w:rFonts w:ascii="Times New Roman" w:hAnsi="Times New Roman" w:cs="Times New Roman"/>
+        </w:rPr>
+      </w:pPr>
+      <w:r>
+        <w:rPr>
+          <w:rFonts w:ascii="Times New Roman" w:hAnsi="Times New Roman" w:cs="Times New Roman"/>
+        </w:rPr>
+        <w:t xml:space="preserve">Examination script upload. </w:t>
+      </w:r>
+    </w:p>
+    <w:p>
+      <w:pPr>
+        <w:numPr>
+          <w:ilvl w:val="1"/>
+          <w:numId w:val="28"/>
+        </w:numPr>
+        <w:jc w:val="both"/>
+        <w:rPr>
+          <w:rFonts w:ascii="Times New Roman" w:hAnsi="Times New Roman" w:cs="Times New Roman"/>
+        </w:rPr>
+      </w:pPr>
+      <w:r>
+        <w:rPr>
+          <w:rFonts w:ascii="Times New Roman" w:hAnsi="Times New Roman" w:cs="Times New Roman"/>
+        </w:rPr>
+        <w:t xml:space="preserve">PDF compression and optimization. </w:t>
+      </w:r>
+    </w:p>
+    <w:p>
+      <w:pPr>
+        <w:numPr>
+          <w:ilvl w:val="1"/>
+          <w:numId w:val="28"/>
+        </w:numPr>
+        <w:jc w:val="both"/>
+        <w:rPr>
+          <w:rFonts w:ascii="Times New Roman" w:hAnsi="Times New Roman" w:cs="Times New Roman"/>
+        </w:rPr>
+      </w:pPr>
+      <w:r>
+        <w:rPr>
+          <w:rFonts w:ascii="Times New Roman" w:hAnsi="Times New Roman" w:cs="Times New Roman"/>
+        </w:rPr>
+        <w:t xml:space="preserve">Cloud storage integration. </w:t>
+      </w:r>
+    </w:p>
+    <w:p>
+      <w:pPr>
+        <w:numPr>
+          <w:ilvl w:val="1"/>
+          <w:numId w:val="28"/>
+        </w:numPr>
+        <w:jc w:val="both"/>
+        <w:rPr>
+          <w:rFonts w:ascii="Times New Roman" w:hAnsi="Times New Roman" w:cs="Times New Roman"/>
+        </w:rPr>
+      </w:pPr>
+      <w:r>
+        <w:rPr>
+          <w:rFonts w:ascii="Times New Roman" w:hAnsi="Times New Roman" w:cs="Times New Roman"/>
+        </w:rPr>
+        <w:t xml:space="preserve">Search and retrieval of scripts. </w:t>
+      </w:r>
+    </w:p>
+    <w:p>
+      <w:pPr>
+        <w:numPr>
+          <w:ilvl w:val="1"/>
+          <w:numId w:val="28"/>
+        </w:numPr>
+        <w:jc w:val="both"/>
+        <w:rPr>
+          <w:rFonts w:ascii="Times New Roman" w:hAnsi="Times New Roman" w:cs="Times New Roman"/>
+        </w:rPr>
+      </w:pPr>
+      <w:r>
+        <w:rPr>
+          <w:rFonts w:ascii="Times New Roman" w:hAnsi="Times New Roman" w:cs="Times New Roman"/>
+        </w:rPr>
+        <w:t xml:space="preserve">Automated notifications. </w:t>
+      </w:r>
+    </w:p>
+    <w:p>
+      <w:pPr>
+        <w:numPr>
+          <w:ilvl w:val="1"/>
+          <w:numId w:val="28"/>
+        </w:numPr>
+        <w:jc w:val="both"/>
+        <w:rPr>
+          <w:rFonts w:ascii="Times New Roman" w:hAnsi="Times New Roman" w:cs="Times New Roman"/>
+        </w:rPr>
+      </w:pPr>
+      <w:r>
+        <w:rPr>
+          <w:rFonts w:ascii="Times New Roman" w:hAnsi="Times New Roman" w:cs="Times New Roman"/>
+        </w:rPr>
+        <w:t xml:space="preserve">Time-based access control. </w:t>
+      </w:r>
+    </w:p>
+    <w:p>
+      <w:pPr>
+        <w:numPr>
+          <w:ilvl w:val="0"/>
+          <w:numId w:val="2"/>
+        </w:numPr>
+        <w:jc w:val="both"/>
+        <w:rPr>
+          <w:rFonts w:ascii="Times New Roman" w:hAnsi="Times New Roman" w:cs="Times New Roman"/>
+        </w:rPr>
+      </w:pPr>
+      <w:r>
+        <w:rPr>
+          <w:rFonts w:ascii="Times New Roman" w:hAnsi="Times New Roman" w:cs="Times New Roman"/>
+        </w:rPr>
+        <w:lastRenderedPageBreak/>
+        <w:t xml:space="preserve">Collection of non-functional requirements such as: </w:t>
+      </w:r>
+    </w:p>
+    <w:p>
+      <w:pPr>
+        <w:numPr>
+          <w:ilvl w:val="1"/>
+          <w:numId w:val="29"/>
+        </w:numPr>
+        <w:jc w:val="both"/>
+        <w:rPr>
+          <w:rFonts w:ascii="Times New Roman" w:hAnsi="Times New Roman" w:cs="Times New Roman"/>
+        </w:rPr>
+      </w:pPr>
+      <w:r>
+        <w:rPr>
+          <w:rFonts w:ascii="Times New Roman" w:hAnsi="Times New Roman" w:cs="Times New Roman"/>
+        </w:rPr>
+        <w:t xml:space="preserve">Security. </w:t>
+      </w:r>
+    </w:p>
+    <w:p>
+      <w:pPr>
+        <w:numPr>
+          <w:ilvl w:val="1"/>
+          <w:numId w:val="29"/>
+        </w:numPr>
+        <w:jc w:val="both"/>
+        <w:rPr>
+          <w:rFonts w:ascii="Times New Roman" w:hAnsi="Times New Roman" w:cs="Times New Roman"/>
+        </w:rPr>
+      </w:pPr>
+      <w:r>
+        <w:rPr>
+          <w:rFonts w:ascii="Times New Roman" w:hAnsi="Times New Roman" w:cs="Times New Roman"/>
+        </w:rPr>
+        <w:t xml:space="preserve">Reliability. </w:t>
+      </w:r>
+    </w:p>
+    <w:p>
+      <w:pPr>
+        <w:numPr>
+          <w:ilvl w:val="1"/>
+          <w:numId w:val="29"/>
+        </w:numPr>
+        <w:jc w:val="both"/>
+        <w:rPr>
+          <w:rFonts w:ascii="Times New Roman" w:hAnsi="Times New Roman" w:cs="Times New Roman"/>
+        </w:rPr>
+      </w:pPr>
+      <w:r>
+        <w:rPr>
+          <w:rFonts w:ascii="Times New Roman" w:hAnsi="Times New Roman" w:cs="Times New Roman"/>
+        </w:rPr>
+        <w:t xml:space="preserve">Performance. </w:t>
+      </w:r>
+    </w:p>
+    <w:p>
+      <w:pPr>
+        <w:numPr>
+          <w:ilvl w:val="1"/>
+          <w:numId w:val="29"/>
+        </w:numPr>
+        <w:jc w:val="both"/>
+        <w:rPr>
+          <w:rFonts w:ascii="Times New Roman" w:hAnsi="Times New Roman" w:cs="Times New Roman"/>
+        </w:rPr>
+      </w:pPr>
+      <w:r>
+        <w:rPr>
+          <w:rFonts w:ascii="Times New Roman" w:hAnsi="Times New Roman" w:cs="Times New Roman"/>
+        </w:rPr>
+        <w:t xml:space="preserve">Scalability. </w:t>
+      </w:r>
+    </w:p>
+    <w:p>
+      <w:pPr>
+        <w:numPr>
+          <w:ilvl w:val="1"/>
+          <w:numId w:val="29"/>
+        </w:numPr>
+        <w:jc w:val="both"/>
+        <w:rPr>
+          <w:rFonts w:ascii="Times New Roman" w:hAnsi="Times New Roman" w:cs="Times New Roman"/>
+        </w:rPr>
+      </w:pPr>
+      <w:r>
+        <w:rPr>
+          <w:rFonts w:ascii="Times New Roman" w:hAnsi="Times New Roman" w:cs="Times New Roman"/>
+        </w:rPr>
+        <w:t xml:space="preserve">Usability. </w:t>
+      </w:r>
+    </w:p>
+    <w:p>
+      <w:pPr>
+        <w:numPr>
+          <w:ilvl w:val="0"/>
+          <w:numId w:val="2"/>
+        </w:numPr>
+        <w:jc w:val="both"/>
+        <w:rPr>
+          <w:rFonts w:ascii="Times New Roman" w:hAnsi="Times New Roman" w:cs="Times New Roman"/>
+        </w:rPr>
+      </w:pPr>
+      <w:r>
+        <w:rPr>
+          <w:rFonts w:ascii="Times New Roman" w:hAnsi="Times New Roman" w:cs="Times New Roman"/>
+        </w:rPr>
+        <w:t xml:space="preserve">Planning of project timeline and sprint activities. </w:t>
+      </w:r>
+    </w:p>
+    <w:p>
+      <w:pPr>
+        <w:jc w:val="both"/>
+        <w:rPr>
+          <w:rFonts w:ascii="Times New Roman" w:hAnsi="Times New Roman" w:cs="Times New Roman"/>
+        </w:rPr>
+      </w:pPr>
+    </w:p>
+    <w:p>
+      <w:pPr>
+        <w:pStyle w:val="Heading3"/>
+      </w:pPr>
+      <w:r>
+        <w:t xml:space="preserve">3.3.2 </w:t>
+      </w:r>
+      <w:r>
+        <w:t>User Design</w:t>
+      </w:r>
+    </w:p>
+    <w:p>
+      <w:pPr>
+        <w:jc w:val="both"/>
+        <w:rPr>
+          <w:rFonts w:ascii="Times New Roman" w:hAnsi="Times New Roman" w:cs="Times New Roman"/>
+        </w:rPr>
+      </w:pPr>
+      <w:r>
+        <w:rPr>
+          <w:rFonts w:ascii="Times New Roman" w:hAnsi="Times New Roman" w:cs="Times New Roman"/>
+        </w:rPr>
+        <w:t>During this phase, prototypes of the proposed system were designed and continuously improved based on user feedback. The aim was to create a system that met both functional and usability requirements before full implementation.</w:t>
+      </w:r>
+    </w:p>
+    <w:p>
+      <w:pPr>
+        <w:jc w:val="both"/>
+        <w:rPr>
+          <w:rFonts w:ascii="Times New Roman" w:hAnsi="Times New Roman" w:cs="Times New Roman"/>
+        </w:rPr>
+      </w:pPr>
+      <w:r>
+        <w:rPr>
+          <w:rFonts w:ascii="Times New Roman" w:hAnsi="Times New Roman" w:cs="Times New Roman"/>
+        </w:rPr>
+        <w:t>The following activities were carried out:</w:t>
+      </w:r>
+    </w:p>
+    <w:p>
+      <w:pPr>
+        <w:numPr>
+          <w:ilvl w:val="0"/>
+          <w:numId w:val="3"/>
+        </w:numPr>
+        <w:jc w:val="both"/>
+        <w:rPr>
+          <w:rFonts w:ascii="Times New Roman" w:hAnsi="Times New Roman" w:cs="Times New Roman"/>
+        </w:rPr>
+      </w:pPr>
+      <w:r>
+        <w:rPr>
+          <w:rFonts w:ascii="Times New Roman" w:hAnsi="Times New Roman" w:cs="Times New Roman"/>
+        </w:rPr>
+        <w:t xml:space="preserve">Designing the database schema using MySQL. </w:t>
+      </w:r>
+    </w:p>
+    <w:p>
+      <w:pPr>
+        <w:numPr>
+          <w:ilvl w:val="0"/>
+          <w:numId w:val="3"/>
+        </w:numPr>
+        <w:jc w:val="both"/>
+        <w:rPr>
+          <w:rFonts w:ascii="Times New Roman" w:hAnsi="Times New Roman" w:cs="Times New Roman"/>
+        </w:rPr>
+      </w:pPr>
+      <w:r>
+        <w:rPr>
+          <w:rFonts w:ascii="Times New Roman" w:hAnsi="Times New Roman" w:cs="Times New Roman"/>
+        </w:rPr>
+        <w:t xml:space="preserve">Designing the web application user interface. </w:t>
+      </w:r>
+    </w:p>
+    <w:p>
+      <w:pPr>
+        <w:numPr>
+          <w:ilvl w:val="0"/>
+          <w:numId w:val="3"/>
+        </w:numPr>
+        <w:jc w:val="both"/>
+        <w:rPr>
+          <w:rFonts w:ascii="Times New Roman" w:hAnsi="Times New Roman" w:cs="Times New Roman"/>
+        </w:rPr>
+      </w:pPr>
+      <w:r>
+        <w:rPr>
+          <w:rFonts w:ascii="Times New Roman" w:hAnsi="Times New Roman" w:cs="Times New Roman"/>
+        </w:rPr>
+        <w:t xml:space="preserve">Creating API structures for communication between frontend and backend. </w:t>
+      </w:r>
+    </w:p>
+    <w:p>
+      <w:pPr>
+        <w:numPr>
+          <w:ilvl w:val="0"/>
+          <w:numId w:val="3"/>
+        </w:numPr>
+        <w:jc w:val="both"/>
+        <w:rPr>
+          <w:rFonts w:ascii="Times New Roman" w:hAnsi="Times New Roman" w:cs="Times New Roman"/>
+        </w:rPr>
+      </w:pPr>
+      <w:r>
+        <w:rPr>
+          <w:rFonts w:ascii="Times New Roman" w:hAnsi="Times New Roman" w:cs="Times New Roman"/>
+        </w:rPr>
+        <w:t xml:space="preserve">Designing UML diagrams including context, sequence, class, and activity diagrams. </w:t>
+      </w:r>
+    </w:p>
+    <w:p>
+      <w:pPr>
+        <w:numPr>
+          <w:ilvl w:val="0"/>
+          <w:numId w:val="3"/>
+        </w:numPr>
+        <w:jc w:val="both"/>
+        <w:rPr>
+          <w:rFonts w:ascii="Times New Roman" w:hAnsi="Times New Roman" w:cs="Times New Roman"/>
+        </w:rPr>
+      </w:pPr>
+      <w:r>
+        <w:rPr>
+          <w:rFonts w:ascii="Times New Roman" w:hAnsi="Times New Roman" w:cs="Times New Roman"/>
+        </w:rPr>
+        <w:t xml:space="preserve">Designing authentication and authorization workflows. </w:t>
+      </w:r>
+    </w:p>
+    <w:p>
+      <w:pPr>
+        <w:numPr>
+          <w:ilvl w:val="0"/>
+          <w:numId w:val="3"/>
+        </w:numPr>
+        <w:jc w:val="both"/>
+        <w:rPr>
+          <w:rFonts w:ascii="Times New Roman" w:hAnsi="Times New Roman" w:cs="Times New Roman"/>
+        </w:rPr>
+      </w:pPr>
+      <w:r>
+        <w:rPr>
+          <w:rFonts w:ascii="Times New Roman" w:hAnsi="Times New Roman" w:cs="Times New Roman"/>
+        </w:rPr>
+        <w:t xml:space="preserve">Designing PDF compression and cloud upload processes. </w:t>
+      </w:r>
+    </w:p>
+    <w:p>
+      <w:pPr>
+        <w:numPr>
+          <w:ilvl w:val="0"/>
+          <w:numId w:val="3"/>
+        </w:numPr>
+        <w:jc w:val="both"/>
+        <w:rPr>
+          <w:rFonts w:ascii="Times New Roman" w:hAnsi="Times New Roman" w:cs="Times New Roman"/>
+        </w:rPr>
+      </w:pPr>
+      <w:r>
+        <w:rPr>
+          <w:rFonts w:ascii="Times New Roman" w:hAnsi="Times New Roman" w:cs="Times New Roman"/>
+        </w:rPr>
+        <w:t xml:space="preserve">Designing notification and access control mechanisms. </w:t>
+      </w:r>
+    </w:p>
+    <w:p>
+      <w:pPr>
+        <w:jc w:val="both"/>
+        <w:rPr>
+          <w:rFonts w:ascii="Times New Roman" w:hAnsi="Times New Roman" w:cs="Times New Roman"/>
+        </w:rPr>
+      </w:pPr>
+    </w:p>
+    <w:p>
+      <w:pPr>
+        <w:pStyle w:val="Heading3"/>
+      </w:pPr>
+      <w:r>
+        <w:t xml:space="preserve">3.3.3 </w:t>
+      </w:r>
+      <w:r>
+        <w:t>Construction</w:t>
+      </w:r>
+    </w:p>
+    <w:p>
+      <w:pPr>
+        <w:jc w:val="both"/>
+        <w:rPr>
+          <w:rFonts w:ascii="Times New Roman" w:hAnsi="Times New Roman" w:cs="Times New Roman"/>
+        </w:rPr>
+      </w:pPr>
+      <w:r>
+        <w:rPr>
+          <w:rFonts w:ascii="Times New Roman" w:hAnsi="Times New Roman" w:cs="Times New Roman"/>
+        </w:rPr>
+        <w:t>This phase involved the actual development of the system using the approved prototypes from the User Design phase. Coding, testing, and refinement were carried out simultaneously to ensure rapid progress</w:t>
+      </w:r>
+      <w:r>
+        <w:rPr>
+          <w:rFonts w:ascii="Times New Roman" w:hAnsi="Times New Roman" w:cs="Times New Roman"/>
+        </w:rPr>
+        <w:t>.</w:t>
+      </w:r>
+    </w:p>
+    <w:p>
+      <w:pPr>
+        <w:jc w:val="both"/>
+        <w:rPr>
+          <w:rFonts w:ascii="Times New Roman" w:hAnsi="Times New Roman" w:cs="Times New Roman"/>
+        </w:rPr>
+      </w:pPr>
+      <w:r>
+        <w:rPr>
+          <w:rFonts w:ascii="Times New Roman" w:hAnsi="Times New Roman" w:cs="Times New Roman"/>
+        </w:rPr>
+        <w:t>The following technologies were used:</w:t>
+      </w:r>
+    </w:p>
+    <w:p>
+      <w:pPr>
+        <w:numPr>
+          <w:ilvl w:val="0"/>
+          <w:numId w:val="4"/>
+        </w:numPr>
+        <w:jc w:val="both"/>
+        <w:rPr>
+          <w:rFonts w:ascii="Times New Roman" w:hAnsi="Times New Roman" w:cs="Times New Roman"/>
+        </w:rPr>
+      </w:pPr>
+      <w:r>
+        <w:rPr>
+          <w:rFonts w:ascii="Times New Roman" w:hAnsi="Times New Roman" w:cs="Times New Roman"/>
+        </w:rPr>
+        <w:t xml:space="preserve">React for frontend development. </w:t>
+      </w:r>
+    </w:p>
+    <w:p>
+      <w:pPr>
+        <w:numPr>
+          <w:ilvl w:val="0"/>
+          <w:numId w:val="4"/>
+        </w:numPr>
+        <w:jc w:val="both"/>
+        <w:rPr>
+          <w:rFonts w:ascii="Times New Roman" w:hAnsi="Times New Roman" w:cs="Times New Roman"/>
+        </w:rPr>
+      </w:pPr>
+      <w:r>
+        <w:rPr>
+          <w:rFonts w:ascii="Times New Roman" w:hAnsi="Times New Roman" w:cs="Times New Roman"/>
+        </w:rPr>
+        <w:t xml:space="preserve">Next.js and Express.js for backend API development. </w:t>
+      </w:r>
+    </w:p>
+    <w:p>
+      <w:pPr>
+        <w:numPr>
+          <w:ilvl w:val="0"/>
+          <w:numId w:val="4"/>
+        </w:numPr>
+        <w:jc w:val="both"/>
+        <w:rPr>
+          <w:rFonts w:ascii="Times New Roman" w:hAnsi="Times New Roman" w:cs="Times New Roman"/>
+        </w:rPr>
+      </w:pPr>
+      <w:r>
+        <w:rPr>
+          <w:rFonts w:ascii="Times New Roman" w:hAnsi="Times New Roman" w:cs="Times New Roman"/>
+        </w:rPr>
+        <w:lastRenderedPageBreak/>
+        <w:t xml:space="preserve">MySQL for database management. </w:t>
+      </w:r>
+    </w:p>
+    <w:p>
+      <w:pPr>
+        <w:numPr>
+          <w:ilvl w:val="0"/>
+          <w:numId w:val="4"/>
+        </w:numPr>
+        <w:jc w:val="both"/>
+        <w:rPr>
+          <w:rFonts w:ascii="Times New Roman" w:hAnsi="Times New Roman" w:cs="Times New Roman"/>
+        </w:rPr>
+      </w:pPr>
+      <w:r>
+        <w:rPr>
+          <w:rFonts w:ascii="Times New Roman" w:hAnsi="Times New Roman" w:cs="Times New Roman"/>
+        </w:rPr>
+        <w:t xml:space="preserve">Cloud storage integration services. </w:t>
+      </w:r>
+    </w:p>
+    <w:p>
+      <w:pPr>
+        <w:numPr>
+          <w:ilvl w:val="0"/>
+          <w:numId w:val="4"/>
+        </w:numPr>
+        <w:jc w:val="both"/>
+        <w:rPr>
+          <w:rFonts w:ascii="Times New Roman" w:hAnsi="Times New Roman" w:cs="Times New Roman"/>
+        </w:rPr>
+      </w:pPr>
+      <w:r>
+        <w:rPr>
+          <w:rFonts w:ascii="Times New Roman" w:hAnsi="Times New Roman" w:cs="Times New Roman"/>
+        </w:rPr>
+        <w:t xml:space="preserve">Postman for API testing. </w:t>
+      </w:r>
+    </w:p>
+    <w:p>
+      <w:pPr>
+        <w:numPr>
+          <w:ilvl w:val="0"/>
+          <w:numId w:val="4"/>
+        </w:numPr>
+        <w:jc w:val="both"/>
+        <w:rPr>
+          <w:rFonts w:ascii="Times New Roman" w:hAnsi="Times New Roman" w:cs="Times New Roman"/>
+        </w:rPr>
+      </w:pPr>
+      <w:r>
+        <w:rPr>
+          <w:rFonts w:ascii="Times New Roman" w:hAnsi="Times New Roman" w:cs="Times New Roman"/>
+        </w:rPr>
+        <w:t xml:space="preserve">WebStorm IDE for development. </w:t>
+      </w:r>
+    </w:p>
+    <w:p>
+      <w:pPr>
+        <w:jc w:val="both"/>
+        <w:rPr>
+          <w:rFonts w:ascii="Times New Roman" w:hAnsi="Times New Roman" w:cs="Times New Roman"/>
+        </w:rPr>
+      </w:pPr>
+      <w:r>
+        <w:rPr>
+          <w:rFonts w:ascii="Times New Roman" w:hAnsi="Times New Roman" w:cs="Times New Roman"/>
+        </w:rPr>
+        <w:t>The following modules were implemented:</w:t>
+      </w:r>
+    </w:p>
+    <w:p>
+      <w:pPr>
+        <w:numPr>
+          <w:ilvl w:val="0"/>
+          <w:numId w:val="5"/>
+        </w:numPr>
+        <w:jc w:val="both"/>
+        <w:rPr>
+          <w:rFonts w:ascii="Times New Roman" w:hAnsi="Times New Roman" w:cs="Times New Roman"/>
+        </w:rPr>
+      </w:pPr>
+      <w:r>
+        <w:rPr>
+          <w:rFonts w:ascii="Times New Roman" w:hAnsi="Times New Roman" w:cs="Times New Roman"/>
+        </w:rPr>
+        <w:t xml:space="preserve">User Authentication Module. </w:t>
+      </w:r>
+    </w:p>
+    <w:p>
+      <w:pPr>
+        <w:numPr>
+          <w:ilvl w:val="0"/>
+          <w:numId w:val="5"/>
+        </w:numPr>
+        <w:jc w:val="both"/>
+        <w:rPr>
+          <w:rFonts w:ascii="Times New Roman" w:hAnsi="Times New Roman" w:cs="Times New Roman"/>
+        </w:rPr>
+      </w:pPr>
+      <w:r>
+        <w:rPr>
+          <w:rFonts w:ascii="Times New Roman" w:hAnsi="Times New Roman" w:cs="Times New Roman"/>
+        </w:rPr>
+        <w:t xml:space="preserve">Examination Script Upload Module. </w:t>
+      </w:r>
+    </w:p>
+    <w:p>
+      <w:pPr>
+        <w:numPr>
+          <w:ilvl w:val="0"/>
+          <w:numId w:val="5"/>
+        </w:numPr>
+        <w:jc w:val="both"/>
+        <w:rPr>
+          <w:rFonts w:ascii="Times New Roman" w:hAnsi="Times New Roman" w:cs="Times New Roman"/>
+        </w:rPr>
+      </w:pPr>
+      <w:r>
+        <w:rPr>
+          <w:rFonts w:ascii="Times New Roman" w:hAnsi="Times New Roman" w:cs="Times New Roman"/>
+        </w:rPr>
+        <w:t xml:space="preserve">PDF Compression Module. </w:t>
+      </w:r>
+    </w:p>
+    <w:p>
+      <w:pPr>
+        <w:numPr>
+          <w:ilvl w:val="0"/>
+          <w:numId w:val="5"/>
+        </w:numPr>
+        <w:jc w:val="both"/>
+        <w:rPr>
+          <w:rFonts w:ascii="Times New Roman" w:hAnsi="Times New Roman" w:cs="Times New Roman"/>
+        </w:rPr>
+      </w:pPr>
+      <w:r>
+        <w:rPr>
+          <w:rFonts w:ascii="Times New Roman" w:hAnsi="Times New Roman" w:cs="Times New Roman"/>
+        </w:rPr>
+        <w:t xml:space="preserve">Cloud Storage Module. </w:t>
+      </w:r>
+    </w:p>
+    <w:p>
+      <w:pPr>
+        <w:numPr>
+          <w:ilvl w:val="0"/>
+          <w:numId w:val="5"/>
+        </w:numPr>
+        <w:jc w:val="both"/>
+        <w:rPr>
+          <w:rFonts w:ascii="Times New Roman" w:hAnsi="Times New Roman" w:cs="Times New Roman"/>
+        </w:rPr>
+      </w:pPr>
+      <w:r>
+        <w:rPr>
+          <w:rFonts w:ascii="Times New Roman" w:hAnsi="Times New Roman" w:cs="Times New Roman"/>
+        </w:rPr>
+        <w:t xml:space="preserve">Script Retrieval and Search Module. </w:t>
+      </w:r>
+    </w:p>
+    <w:p>
+      <w:pPr>
+        <w:numPr>
+          <w:ilvl w:val="0"/>
+          <w:numId w:val="5"/>
+        </w:numPr>
+        <w:jc w:val="both"/>
+        <w:rPr>
+          <w:rFonts w:ascii="Times New Roman" w:hAnsi="Times New Roman" w:cs="Times New Roman"/>
+        </w:rPr>
+      </w:pPr>
+      <w:r>
+        <w:rPr>
+          <w:rFonts w:ascii="Times New Roman" w:hAnsi="Times New Roman" w:cs="Times New Roman"/>
+        </w:rPr>
+        <w:t xml:space="preserve">Notification and Alert Module. </w:t>
+      </w:r>
+    </w:p>
+    <w:p>
+      <w:pPr>
+        <w:numPr>
+          <w:ilvl w:val="0"/>
+          <w:numId w:val="5"/>
+        </w:numPr>
+        <w:jc w:val="both"/>
+        <w:rPr>
+          <w:rFonts w:ascii="Times New Roman" w:hAnsi="Times New Roman" w:cs="Times New Roman"/>
+        </w:rPr>
+      </w:pPr>
+      <w:r>
+        <w:rPr>
+          <w:rFonts w:ascii="Times New Roman" w:hAnsi="Times New Roman" w:cs="Times New Roman"/>
+        </w:rPr>
+        <w:t xml:space="preserve">Access Control and Authorization Module. </w:t>
+      </w:r>
+    </w:p>
+    <w:p>
+      <w:pPr>
+        <w:numPr>
+          <w:ilvl w:val="0"/>
+          <w:numId w:val="5"/>
+        </w:numPr>
+        <w:jc w:val="both"/>
+        <w:rPr>
+          <w:rFonts w:ascii="Times New Roman" w:hAnsi="Times New Roman" w:cs="Times New Roman"/>
+        </w:rPr>
+      </w:pPr>
+      <w:r>
+        <w:rPr>
+          <w:rFonts w:ascii="Times New Roman" w:hAnsi="Times New Roman" w:cs="Times New Roman"/>
+        </w:rPr>
+        <w:t xml:space="preserve">Administrative Management Module. </w:t>
+      </w:r>
+    </w:p>
+    <w:p>
+      <w:pPr>
+        <w:jc w:val="both"/>
+        <w:rPr>
+          <w:rFonts w:ascii="Times New Roman" w:hAnsi="Times New Roman" w:cs="Times New Roman"/>
+        </w:rPr>
+      </w:pPr>
+    </w:p>
+    <w:p>
+      <w:pPr>
+        <w:pStyle w:val="Heading3"/>
+      </w:pPr>
+      <w:r>
+        <w:t xml:space="preserve">3.3.4 </w:t>
+      </w:r>
+      <w:r>
+        <w:t>Cutover</w:t>
+      </w:r>
+    </w:p>
+    <w:p>
+      <w:pPr>
+        <w:numPr>
+          <w:ilvl w:val="0"/>
+          <w:numId w:val="6"/>
+        </w:numPr>
+        <w:jc w:val="both"/>
+        <w:rPr>
+          <w:rFonts w:ascii="Times New Roman" w:hAnsi="Times New Roman" w:cs="Times New Roman"/>
+        </w:rPr>
+      </w:pPr>
+      <w:r>
+        <w:rPr>
+          <w:rFonts w:ascii="Times New Roman" w:hAnsi="Times New Roman" w:cs="Times New Roman"/>
+        </w:rPr>
+        <w:t>The Cutover phase involved final system testing, deployment, and preparation of the system for use. All components were integrated and evaluated to ensure that the application satisfied the project requirements.</w:t>
+      </w:r>
+    </w:p>
+    <w:p>
+      <w:pPr>
+        <w:numPr>
+          <w:ilvl w:val="0"/>
+          <w:numId w:val="6"/>
+        </w:numPr>
+        <w:jc w:val="both"/>
+        <w:rPr>
+          <w:rFonts w:ascii="Times New Roman" w:hAnsi="Times New Roman" w:cs="Times New Roman"/>
+        </w:rPr>
+      </w:pPr>
+      <w:r>
+        <w:rPr>
+          <w:rFonts w:ascii="Times New Roman" w:hAnsi="Times New Roman" w:cs="Times New Roman"/>
+        </w:rPr>
+        <w:t>The following testing methods were used:</w:t>
+      </w:r>
+    </w:p>
+    <w:p>
+      <w:pPr>
+        <w:numPr>
+          <w:ilvl w:val="0"/>
+          <w:numId w:val="6"/>
+        </w:numPr>
+        <w:jc w:val="both"/>
         <w:rPr>
           <w:rFonts w:ascii="Times New Roman" w:hAnsi="Times New Roman" w:cs="Times New Roman"/>
           <w:b/>
           <w:bCs/>
         </w:rPr>
-        <w:t>4. Improved User Involvement</w:t>
-      </w:r>
-    </w:p>
-    <w:p>
-      <w:pPr>
-        <w:jc w:val="both"/>
-        <w:rPr>
-          <w:rFonts w:ascii="Times New Roman" w:hAnsi="Times New Roman" w:cs="Times New Roman"/>
-        </w:rPr>
-      </w:pPr>
-      <w:r>
-        <w:rPr>
-          <w:rFonts w:ascii="Times New Roman" w:hAnsi="Times New Roman" w:cs="Times New Roman"/>
-        </w:rPr>
-        <w:t>The methodology encouraged regular feedback from lecturers, departmental administrators, and potential users, ensuring that the developed system met user expectations and academic requirements.</w:t>
-      </w:r>
-    </w:p>
-    <w:p>
-      <w:pPr>
-        <w:jc w:val="both"/>
+      </w:pPr>
+      <w:r>
         <w:rPr>
           <w:rFonts w:ascii="Times New Roman" w:hAnsi="Times New Roman" w:cs="Times New Roman"/>
           <w:b/>
           <w:bCs/>
         </w:rPr>
-      </w:pPr>
-      <w:r>
+        <w:t>Unit Testing</w:t>
+      </w:r>
+    </w:p>
+    <w:p>
+      <w:pPr>
+        <w:numPr>
+          <w:ilvl w:val="0"/>
+          <w:numId w:val="6"/>
+        </w:numPr>
+        <w:jc w:val="both"/>
+        <w:rPr>
+          <w:rFonts w:ascii="Times New Roman" w:hAnsi="Times New Roman" w:cs="Times New Roman"/>
+        </w:rPr>
+      </w:pPr>
+      <w:r>
+        <w:rPr>
+          <w:rFonts w:ascii="Times New Roman" w:hAnsi="Times New Roman" w:cs="Times New Roman"/>
+        </w:rPr>
+        <w:t>Each module was tested independently to verify its functionality.</w:t>
+      </w:r>
+    </w:p>
+    <w:p>
+      <w:pPr>
+        <w:numPr>
+          <w:ilvl w:val="0"/>
+          <w:numId w:val="6"/>
+        </w:numPr>
+        <w:jc w:val="both"/>
         <w:rPr>
           <w:rFonts w:ascii="Times New Roman" w:hAnsi="Times New Roman" w:cs="Times New Roman"/>
           <w:b/>
           <w:bCs/>
         </w:rPr>
-        <w:t>5. Faster Delivery of Functional Components</w:t>
-      </w:r>
-    </w:p>
-    <w:p>
-      <w:pPr>
-        <w:jc w:val="both"/>
-        <w:rPr>
-          <w:rFonts w:ascii="Times New Roman" w:hAnsi="Times New Roman" w:cs="Times New Roman"/>
-        </w:rPr>
-      </w:pPr>
-      <w:r>
-        <w:rPr>
-          <w:rFonts w:ascii="Times New Roman" w:hAnsi="Times New Roman" w:cs="Times New Roman"/>
-        </w:rPr>
-        <w:t>Agile enabled the development of working features incrementally, allowing portions of the system to become operational before the entire project was completed.</w:t>
-      </w:r>
-    </w:p>
-    <w:p>
-      <w:pPr>
-        <w:jc w:val="both"/>
+      </w:pPr>
+      <w:r>
         <w:rPr>
           <w:rFonts w:ascii="Times New Roman" w:hAnsi="Times New Roman" w:cs="Times New Roman"/>
           <w:b/>
           <w:bCs/>
         </w:rPr>
-      </w:pPr>
-      <w:r>
+        <w:t>Integration Testing</w:t>
+      </w:r>
+    </w:p>
+    <w:p>
+      <w:pPr>
+        <w:numPr>
+          <w:ilvl w:val="0"/>
+          <w:numId w:val="6"/>
+        </w:numPr>
+        <w:jc w:val="both"/>
+        <w:rPr>
+          <w:rFonts w:ascii="Times New Roman" w:hAnsi="Times New Roman" w:cs="Times New Roman"/>
+        </w:rPr>
+      </w:pPr>
+      <w:r>
+        <w:rPr>
+          <w:rFonts w:ascii="Times New Roman" w:hAnsi="Times New Roman" w:cs="Times New Roman"/>
+        </w:rPr>
+        <w:t>The interaction between the frontend, backend APIs, cloud storage services, and database was tested.</w:t>
+      </w:r>
+    </w:p>
+    <w:p>
+      <w:pPr>
+        <w:numPr>
+          <w:ilvl w:val="0"/>
+          <w:numId w:val="6"/>
+        </w:numPr>
+        <w:jc w:val="both"/>
         <w:rPr>
           <w:rFonts w:ascii="Times New Roman" w:hAnsi="Times New Roman" w:cs="Times New Roman"/>
           <w:b/>
           <w:bCs/>
         </w:rPr>
-        <w:t>6. Risk Reduction</w:t>
-      </w:r>
-    </w:p>
-    <w:p>
-      <w:pPr>
-        <w:jc w:val="both"/>
-        <w:rPr>
-          <w:rFonts w:ascii="Times New Roman" w:hAnsi="Times New Roman" w:cs="Times New Roman"/>
-        </w:rPr>
-      </w:pPr>
-      <w:r>
-        <w:rPr>
-          <w:rFonts w:ascii="Times New Roman" w:hAnsi="Times New Roman" w:cs="Times New Roman"/>
-        </w:rPr>
-        <w:t>By dividing the project into smaller manageable phases, risks associated with system failure or major design problems were minimized.</w:t>
-      </w:r>
-    </w:p>
-    <w:p>
-      <w:pPr>
-        <w:jc w:val="both"/>
-        <w:rPr>
-          <w:rFonts w:ascii="Times New Roman" w:hAnsi="Times New Roman" w:cs="Times New Roman"/>
-        </w:rPr>
-      </w:pPr>
-    </w:p>
-    <w:p>
-      <w:pPr>
-        <w:pStyle w:val="Heading3"/>
-      </w:pPr>
-      <w:r>
-        <w:t>3.2.3 Agile Software Development Process</w:t>
-      </w:r>
-    </w:p>
-    <w:p>
-      <w:pPr>
-        <w:jc w:val="both"/>
-        <w:rPr>
-          <w:rFonts w:ascii="Times New Roman" w:hAnsi="Times New Roman" w:cs="Times New Roman"/>
-        </w:rPr>
-      </w:pPr>
-      <w:r>
-        <w:rPr>
-          <w:rFonts w:ascii="Times New Roman" w:hAnsi="Times New Roman" w:cs="Times New Roman"/>
-        </w:rPr>
-        <w:t>The Agile development process used in this project consisted of the following phases:</w:t>
-      </w:r>
-    </w:p>
-    <w:p>
-      <w:pPr>
-        <w:numPr>
-          <w:ilvl w:val="0"/>
-          <w:numId w:val="1"/>
-        </w:numPr>
-        <w:jc w:val="both"/>
-        <w:rPr>
-          <w:rFonts w:ascii="Times New Roman" w:hAnsi="Times New Roman" w:cs="Times New Roman"/>
-        </w:rPr>
-      </w:pPr>
-      <w:r>
-        <w:rPr>
-          <w:rFonts w:ascii="Times New Roman" w:hAnsi="Times New Roman" w:cs="Times New Roman"/>
-        </w:rPr>
-        <w:t xml:space="preserve">Requirement Gathering and Planning </w:t>
-      </w:r>
-    </w:p>
-    <w:p>
-      <w:pPr>
-        <w:numPr>
-          <w:ilvl w:val="0"/>
-          <w:numId w:val="1"/>
-        </w:numPr>
-        <w:jc w:val="both"/>
-        <w:rPr>
-          <w:rFonts w:ascii="Times New Roman" w:hAnsi="Times New Roman" w:cs="Times New Roman"/>
-        </w:rPr>
-      </w:pPr>
-      <w:r>
-        <w:rPr>
-          <w:rFonts w:ascii="Times New Roman" w:hAnsi="Times New Roman" w:cs="Times New Roman"/>
-        </w:rPr>
-        <w:t xml:space="preserve">System Design </w:t>
-      </w:r>
-    </w:p>
-    <w:p>
-      <w:pPr>
-        <w:numPr>
-          <w:ilvl w:val="0"/>
-          <w:numId w:val="1"/>
-        </w:numPr>
-        <w:jc w:val="both"/>
-        <w:rPr>
-          <w:rFonts w:ascii="Times New Roman" w:hAnsi="Times New Roman" w:cs="Times New Roman"/>
-        </w:rPr>
-      </w:pPr>
-      <w:r>
-        <w:rPr>
-          <w:rFonts w:ascii="Times New Roman" w:hAnsi="Times New Roman" w:cs="Times New Roman"/>
-        </w:rPr>
-        <w:t xml:space="preserve">Development and Implementation </w:t>
-      </w:r>
-    </w:p>
-    <w:p>
-      <w:pPr>
-        <w:numPr>
-          <w:ilvl w:val="0"/>
-          <w:numId w:val="1"/>
-        </w:numPr>
-        <w:jc w:val="both"/>
-        <w:rPr>
-          <w:rFonts w:ascii="Times New Roman" w:hAnsi="Times New Roman" w:cs="Times New Roman"/>
-        </w:rPr>
-      </w:pPr>
-      <w:r>
-        <w:rPr>
-          <w:rFonts w:ascii="Times New Roman" w:hAnsi="Times New Roman" w:cs="Times New Roman"/>
-        </w:rPr>
-        <w:t xml:space="preserve">Testing and Debugging </w:t>
-      </w:r>
-    </w:p>
-    <w:p>
-      <w:pPr>
-        <w:numPr>
-          <w:ilvl w:val="0"/>
-          <w:numId w:val="1"/>
-        </w:numPr>
-        <w:jc w:val="both"/>
-        <w:rPr>
-          <w:rFonts w:ascii="Times New Roman" w:hAnsi="Times New Roman" w:cs="Times New Roman"/>
-        </w:rPr>
-      </w:pPr>
-      <w:r>
-        <w:rPr>
-          <w:rFonts w:ascii="Times New Roman" w:hAnsi="Times New Roman" w:cs="Times New Roman"/>
-        </w:rPr>
-        <w:t xml:space="preserve">Deployment </w:t>
-      </w:r>
-    </w:p>
-    <w:p>
-      <w:pPr>
-        <w:numPr>
-          <w:ilvl w:val="0"/>
-          <w:numId w:val="1"/>
-        </w:numPr>
-        <w:jc w:val="both"/>
-        <w:rPr>
-          <w:rFonts w:ascii="Times New Roman" w:hAnsi="Times New Roman" w:cs="Times New Roman"/>
-        </w:rPr>
-      </w:pPr>
-      <w:r>
-        <w:rPr>
-          <w:rFonts w:ascii="Times New Roman" w:hAnsi="Times New Roman" w:cs="Times New Roman"/>
-        </w:rPr>
-        <w:t xml:space="preserve">Maintenance and Improvement </w:t>
-      </w:r>
-    </w:p>
-    <w:p>
-      <w:pPr>
-        <w:jc w:val="both"/>
-        <w:rPr>
-          <w:rFonts w:ascii="Times New Roman" w:hAnsi="Times New Roman" w:cs="Times New Roman"/>
-        </w:rPr>
-      </w:pPr>
-      <w:r>
-        <w:rPr>
-          <w:rFonts w:ascii="Times New Roman" w:hAnsi="Times New Roman" w:cs="Times New Roman"/>
-        </w:rPr>
-        <w:t>The development activities were organized into iterative sprints, with each sprint focusing on specific features of the system.</w:t>
-      </w:r>
-    </w:p>
-    <w:p>
-      <w:pPr>
-        <w:jc w:val="both"/>
-        <w:rPr>
-          <w:rFonts w:ascii="Times New Roman" w:hAnsi="Times New Roman" w:cs="Times New Roman"/>
-        </w:rPr>
-      </w:pPr>
-    </w:p>
-    <w:p>
-      <w:pPr>
-        <w:pStyle w:val="Heading2"/>
-      </w:pPr>
-      <w:r>
-        <w:t>3.3 Activities Performed in Each Agile Phase</w:t>
-      </w:r>
-    </w:p>
-    <w:p>
-      <w:pPr>
-        <w:pStyle w:val="Heading3"/>
-      </w:pPr>
-      <w:r>
-        <w:t>3.3.1 Requirement Gathering and Planning</w:t>
-      </w:r>
-    </w:p>
-    <w:p>
-      <w:pPr>
-        <w:jc w:val="both"/>
-        <w:rPr>
-          <w:rFonts w:ascii="Times New Roman" w:hAnsi="Times New Roman" w:cs="Times New Roman"/>
-        </w:rPr>
-      </w:pPr>
-      <w:r>
-        <w:rPr>
-          <w:rFonts w:ascii="Times New Roman" w:hAnsi="Times New Roman" w:cs="Times New Roman"/>
-        </w:rPr>
-        <w:t>This phase involved identifying the functional and non-functional requirements of the proposed system. Information was gathered through literature review, observation of existing document management systems, and analysis of the challenges associated with examination script management in educational institutions.</w:t>
-      </w:r>
-    </w:p>
-    <w:p>
-      <w:pPr>
-        <w:jc w:val="both"/>
-        <w:rPr>
-          <w:rFonts w:ascii="Times New Roman" w:hAnsi="Times New Roman" w:cs="Times New Roman"/>
-        </w:rPr>
-      </w:pPr>
-      <w:r>
-        <w:rPr>
-          <w:rFonts w:ascii="Times New Roman" w:hAnsi="Times New Roman" w:cs="Times New Roman"/>
-        </w:rPr>
-        <w:t>The following activities were carried out:</w:t>
-      </w:r>
-    </w:p>
-    <w:p>
-      <w:pPr>
-        <w:numPr>
-          <w:ilvl w:val="0"/>
-          <w:numId w:val="2"/>
-        </w:numPr>
-        <w:jc w:val="both"/>
-        <w:rPr>
-          <w:rFonts w:ascii="Times New Roman" w:hAnsi="Times New Roman" w:cs="Times New Roman"/>
-        </w:rPr>
-      </w:pPr>
-      <w:r>
-        <w:rPr>
-          <w:rFonts w:ascii="Times New Roman" w:hAnsi="Times New Roman" w:cs="Times New Roman"/>
-        </w:rPr>
-        <w:t xml:space="preserve">Identification of system users and stakeholders. </w:t>
-      </w:r>
-    </w:p>
-    <w:p>
-      <w:pPr>
-        <w:numPr>
-          <w:ilvl w:val="0"/>
-          <w:numId w:val="2"/>
-        </w:numPr>
-        <w:jc w:val="both"/>
-        <w:rPr>
-          <w:rFonts w:ascii="Times New Roman" w:hAnsi="Times New Roman" w:cs="Times New Roman"/>
-        </w:rPr>
-      </w:pPr>
-      <w:r>
-        <w:rPr>
-          <w:rFonts w:ascii="Times New Roman" w:hAnsi="Times New Roman" w:cs="Times New Roman"/>
-        </w:rPr>
-        <w:t xml:space="preserve">Definition of project objectives and scope. </w:t>
-      </w:r>
-    </w:p>
-    <w:p>
-      <w:pPr>
-        <w:numPr>
-          <w:ilvl w:val="0"/>
-          <w:numId w:val="2"/>
-        </w:numPr>
-        <w:jc w:val="both"/>
-        <w:rPr>
-          <w:rFonts w:ascii="Times New Roman" w:hAnsi="Times New Roman" w:cs="Times New Roman"/>
-        </w:rPr>
-      </w:pPr>
-      <w:r>
-        <w:rPr>
-          <w:rFonts w:ascii="Times New Roman" w:hAnsi="Times New Roman" w:cs="Times New Roman"/>
-        </w:rPr>
-        <w:t xml:space="preserve">Collection of functional requirements such as: </w:t>
-      </w:r>
-    </w:p>
-    <w:p>
-      <w:pPr>
-        <w:numPr>
-          <w:ilvl w:val="1"/>
-          <w:numId w:val="2"/>
-        </w:numPr>
-        <w:jc w:val="both"/>
-        <w:rPr>
-          <w:rFonts w:ascii="Times New Roman" w:hAnsi="Times New Roman" w:cs="Times New Roman"/>
-        </w:rPr>
-      </w:pPr>
-      <w:r>
-        <w:rPr>
-          <w:rFonts w:ascii="Times New Roman" w:hAnsi="Times New Roman" w:cs="Times New Roman"/>
-        </w:rPr>
-        <w:t xml:space="preserve">User registration and login. </w:t>
-      </w:r>
-    </w:p>
-    <w:p>
-      <w:pPr>
-        <w:numPr>
-          <w:ilvl w:val="1"/>
-          <w:numId w:val="2"/>
-        </w:numPr>
-        <w:jc w:val="both"/>
-        <w:rPr>
-          <w:rFonts w:ascii="Times New Roman" w:hAnsi="Times New Roman" w:cs="Times New Roman"/>
-        </w:rPr>
-      </w:pPr>
-      <w:r>
-        <w:rPr>
-          <w:rFonts w:ascii="Times New Roman" w:hAnsi="Times New Roman" w:cs="Times New Roman"/>
-        </w:rPr>
-        <w:t xml:space="preserve">Examination script upload. </w:t>
-      </w:r>
-    </w:p>
-    <w:p>
-      <w:pPr>
-        <w:numPr>
-          <w:ilvl w:val="1"/>
-          <w:numId w:val="2"/>
-        </w:numPr>
-        <w:jc w:val="both"/>
-        <w:rPr>
-          <w:rFonts w:ascii="Times New Roman" w:hAnsi="Times New Roman" w:cs="Times New Roman"/>
-        </w:rPr>
-      </w:pPr>
-      <w:r>
-        <w:rPr>
-          <w:rFonts w:ascii="Times New Roman" w:hAnsi="Times New Roman" w:cs="Times New Roman"/>
-        </w:rPr>
-        <w:t xml:space="preserve">PDF compression and optimization. </w:t>
-      </w:r>
-    </w:p>
-    <w:p>
-      <w:pPr>
-        <w:numPr>
-          <w:ilvl w:val="1"/>
-          <w:numId w:val="2"/>
-        </w:numPr>
-        <w:jc w:val="both"/>
-        <w:rPr>
-          <w:rFonts w:ascii="Times New Roman" w:hAnsi="Times New Roman" w:cs="Times New Roman"/>
-        </w:rPr>
-      </w:pPr>
-      <w:r>
-        <w:rPr>
-          <w:rFonts w:ascii="Times New Roman" w:hAnsi="Times New Roman" w:cs="Times New Roman"/>
-        </w:rPr>
-        <w:t xml:space="preserve">Cloud storage integration. </w:t>
-      </w:r>
-    </w:p>
-    <w:p>
-      <w:pPr>
-        <w:numPr>
-          <w:ilvl w:val="1"/>
-          <w:numId w:val="2"/>
-        </w:numPr>
-        <w:jc w:val="both"/>
-        <w:rPr>
-          <w:rFonts w:ascii="Times New Roman" w:hAnsi="Times New Roman" w:cs="Times New Roman"/>
-        </w:rPr>
-      </w:pPr>
-      <w:r>
-        <w:rPr>
-          <w:rFonts w:ascii="Times New Roman" w:hAnsi="Times New Roman" w:cs="Times New Roman"/>
-        </w:rPr>
-        <w:t xml:space="preserve">Search and retrieval of scripts. </w:t>
-      </w:r>
-    </w:p>
-    <w:p>
-      <w:pPr>
-        <w:numPr>
-          <w:ilvl w:val="1"/>
-          <w:numId w:val="2"/>
-        </w:numPr>
-        <w:jc w:val="both"/>
-        <w:rPr>
-          <w:rFonts w:ascii="Times New Roman" w:hAnsi="Times New Roman" w:cs="Times New Roman"/>
-        </w:rPr>
-      </w:pPr>
-      <w:r>
-        <w:rPr>
-          <w:rFonts w:ascii="Times New Roman" w:hAnsi="Times New Roman" w:cs="Times New Roman"/>
-        </w:rPr>
-        <w:t xml:space="preserve">Automated notifications. </w:t>
-      </w:r>
-    </w:p>
-    <w:p>
-      <w:pPr>
-        <w:numPr>
-          <w:ilvl w:val="1"/>
-          <w:numId w:val="2"/>
-        </w:numPr>
-        <w:jc w:val="both"/>
-        <w:rPr>
-          <w:rFonts w:ascii="Times New Roman" w:hAnsi="Times New Roman" w:cs="Times New Roman"/>
-        </w:rPr>
-      </w:pPr>
-      <w:r>
-        <w:rPr>
-          <w:rFonts w:ascii="Times New Roman" w:hAnsi="Times New Roman" w:cs="Times New Roman"/>
-        </w:rPr>
-        <w:lastRenderedPageBreak/>
-        <w:t xml:space="preserve">Time-based access control. </w:t>
-      </w:r>
-    </w:p>
-    <w:p>
-      <w:pPr>
-        <w:numPr>
-          <w:ilvl w:val="0"/>
-          <w:numId w:val="2"/>
-        </w:numPr>
-        <w:jc w:val="both"/>
-        <w:rPr>
-          <w:rFonts w:ascii="Times New Roman" w:hAnsi="Times New Roman" w:cs="Times New Roman"/>
-        </w:rPr>
-      </w:pPr>
-      <w:r>
-        <w:rPr>
-          <w:rFonts w:ascii="Times New Roman" w:hAnsi="Times New Roman" w:cs="Times New Roman"/>
-        </w:rPr>
-        <w:t xml:space="preserve">Collection of non-functional requirements such as: </w:t>
-      </w:r>
-    </w:p>
-    <w:p>
-      <w:pPr>
-        <w:numPr>
-          <w:ilvl w:val="1"/>
-          <w:numId w:val="2"/>
-        </w:numPr>
-        <w:jc w:val="both"/>
-        <w:rPr>
-          <w:rFonts w:ascii="Times New Roman" w:hAnsi="Times New Roman" w:cs="Times New Roman"/>
-        </w:rPr>
-      </w:pPr>
-      <w:r>
-        <w:rPr>
-          <w:rFonts w:ascii="Times New Roman" w:hAnsi="Times New Roman" w:cs="Times New Roman"/>
-        </w:rPr>
-        <w:t xml:space="preserve">Security. </w:t>
-      </w:r>
-    </w:p>
-    <w:p>
-      <w:pPr>
-        <w:numPr>
-          <w:ilvl w:val="1"/>
-          <w:numId w:val="2"/>
-        </w:numPr>
-        <w:jc w:val="both"/>
-        <w:rPr>
-          <w:rFonts w:ascii="Times New Roman" w:hAnsi="Times New Roman" w:cs="Times New Roman"/>
-        </w:rPr>
-      </w:pPr>
-      <w:r>
-        <w:rPr>
-          <w:rFonts w:ascii="Times New Roman" w:hAnsi="Times New Roman" w:cs="Times New Roman"/>
-        </w:rPr>
-        <w:t xml:space="preserve">Reliability. </w:t>
-      </w:r>
-    </w:p>
-    <w:p>
-      <w:pPr>
-        <w:numPr>
-          <w:ilvl w:val="1"/>
-          <w:numId w:val="2"/>
-        </w:numPr>
-        <w:jc w:val="both"/>
-        <w:rPr>
-          <w:rFonts w:ascii="Times New Roman" w:hAnsi="Times New Roman" w:cs="Times New Roman"/>
-        </w:rPr>
-      </w:pPr>
-      <w:r>
-        <w:rPr>
-          <w:rFonts w:ascii="Times New Roman" w:hAnsi="Times New Roman" w:cs="Times New Roman"/>
-        </w:rPr>
-        <w:t xml:space="preserve">Performance. </w:t>
-      </w:r>
-    </w:p>
-    <w:p>
-      <w:pPr>
-        <w:numPr>
-          <w:ilvl w:val="1"/>
-          <w:numId w:val="2"/>
-        </w:numPr>
-        <w:jc w:val="both"/>
-        <w:rPr>
-          <w:rFonts w:ascii="Times New Roman" w:hAnsi="Times New Roman" w:cs="Times New Roman"/>
-        </w:rPr>
-      </w:pPr>
-      <w:r>
-        <w:rPr>
-          <w:rFonts w:ascii="Times New Roman" w:hAnsi="Times New Roman" w:cs="Times New Roman"/>
-        </w:rPr>
-        <w:t xml:space="preserve">Scalability. </w:t>
-      </w:r>
-    </w:p>
-    <w:p>
-      <w:pPr>
-        <w:numPr>
-          <w:ilvl w:val="1"/>
-          <w:numId w:val="2"/>
-        </w:numPr>
-        <w:jc w:val="both"/>
-        <w:rPr>
-          <w:rFonts w:ascii="Times New Roman" w:hAnsi="Times New Roman" w:cs="Times New Roman"/>
-        </w:rPr>
-      </w:pPr>
-      <w:r>
-        <w:rPr>
-          <w:rFonts w:ascii="Times New Roman" w:hAnsi="Times New Roman" w:cs="Times New Roman"/>
-        </w:rPr>
-        <w:t xml:space="preserve">Usability. </w:t>
-      </w:r>
-    </w:p>
-    <w:p>
-      <w:pPr>
-        <w:numPr>
-          <w:ilvl w:val="0"/>
-          <w:numId w:val="2"/>
-        </w:numPr>
-        <w:jc w:val="both"/>
-        <w:rPr>
-          <w:rFonts w:ascii="Times New Roman" w:hAnsi="Times New Roman" w:cs="Times New Roman"/>
-        </w:rPr>
-      </w:pPr>
-      <w:r>
-        <w:rPr>
-          <w:rFonts w:ascii="Times New Roman" w:hAnsi="Times New Roman" w:cs="Times New Roman"/>
-        </w:rPr>
-        <w:t xml:space="preserve">Planning of project timeline and sprint activities. </w:t>
-      </w:r>
-    </w:p>
-    <w:p>
-      <w:pPr>
-        <w:jc w:val="both"/>
-        <w:rPr>
-          <w:rFonts w:ascii="Times New Roman" w:hAnsi="Times New Roman" w:cs="Times New Roman"/>
-        </w:rPr>
-      </w:pPr>
-    </w:p>
-    <w:p>
-      <w:pPr>
-        <w:pStyle w:val="Heading3"/>
-      </w:pPr>
-      <w:r>
-        <w:t>3.3.2 System Design</w:t>
-      </w:r>
-    </w:p>
-    <w:p>
-      <w:pPr>
-        <w:jc w:val="both"/>
-        <w:rPr>
-          <w:rFonts w:ascii="Times New Roman" w:hAnsi="Times New Roman" w:cs="Times New Roman"/>
-        </w:rPr>
-      </w:pPr>
-      <w:r>
-        <w:rPr>
-          <w:rFonts w:ascii="Times New Roman" w:hAnsi="Times New Roman" w:cs="Times New Roman"/>
-        </w:rPr>
-        <w:t>The system design phase focused on creating the architecture and models of the proposed system.</w:t>
-      </w:r>
-    </w:p>
-    <w:p>
-      <w:pPr>
-        <w:jc w:val="both"/>
-        <w:rPr>
-          <w:rFonts w:ascii="Times New Roman" w:hAnsi="Times New Roman" w:cs="Times New Roman"/>
-        </w:rPr>
-      </w:pPr>
-      <w:r>
-        <w:rPr>
-          <w:rFonts w:ascii="Times New Roman" w:hAnsi="Times New Roman" w:cs="Times New Roman"/>
-        </w:rPr>
-        <w:t>The following activities were carried out:</w:t>
-      </w:r>
-    </w:p>
-    <w:p>
-      <w:pPr>
-        <w:numPr>
-          <w:ilvl w:val="0"/>
-          <w:numId w:val="3"/>
-        </w:numPr>
-        <w:jc w:val="both"/>
-        <w:rPr>
-          <w:rFonts w:ascii="Times New Roman" w:hAnsi="Times New Roman" w:cs="Times New Roman"/>
-        </w:rPr>
-      </w:pPr>
-      <w:r>
-        <w:rPr>
-          <w:rFonts w:ascii="Times New Roman" w:hAnsi="Times New Roman" w:cs="Times New Roman"/>
-        </w:rPr>
-        <w:t xml:space="preserve">Designing the database schema using MySQL. </w:t>
-      </w:r>
-    </w:p>
-    <w:p>
-      <w:pPr>
-        <w:numPr>
-          <w:ilvl w:val="0"/>
-          <w:numId w:val="3"/>
-        </w:numPr>
-        <w:jc w:val="both"/>
-        <w:rPr>
-          <w:rFonts w:ascii="Times New Roman" w:hAnsi="Times New Roman" w:cs="Times New Roman"/>
-        </w:rPr>
-      </w:pPr>
-      <w:r>
-        <w:rPr>
-          <w:rFonts w:ascii="Times New Roman" w:hAnsi="Times New Roman" w:cs="Times New Roman"/>
-        </w:rPr>
-        <w:t xml:space="preserve">Designing the web application user interface. </w:t>
-      </w:r>
-    </w:p>
-    <w:p>
-      <w:pPr>
-        <w:numPr>
-          <w:ilvl w:val="0"/>
-          <w:numId w:val="3"/>
-        </w:numPr>
-        <w:jc w:val="both"/>
-        <w:rPr>
-          <w:rFonts w:ascii="Times New Roman" w:hAnsi="Times New Roman" w:cs="Times New Roman"/>
-        </w:rPr>
-      </w:pPr>
-      <w:r>
-        <w:rPr>
-          <w:rFonts w:ascii="Times New Roman" w:hAnsi="Times New Roman" w:cs="Times New Roman"/>
-        </w:rPr>
-        <w:t xml:space="preserve">Creating API structures for communication between frontend and backend. </w:t>
-      </w:r>
-    </w:p>
-    <w:p>
-      <w:pPr>
-        <w:numPr>
-          <w:ilvl w:val="0"/>
-          <w:numId w:val="3"/>
-        </w:numPr>
-        <w:jc w:val="both"/>
-        <w:rPr>
-          <w:rFonts w:ascii="Times New Roman" w:hAnsi="Times New Roman" w:cs="Times New Roman"/>
-        </w:rPr>
-      </w:pPr>
-      <w:r>
-        <w:rPr>
-          <w:rFonts w:ascii="Times New Roman" w:hAnsi="Times New Roman" w:cs="Times New Roman"/>
-        </w:rPr>
-        <w:t xml:space="preserve">Designing UML diagrams including context, sequence, class, and activity diagrams. </w:t>
-      </w:r>
-    </w:p>
-    <w:p>
-      <w:pPr>
-        <w:numPr>
-          <w:ilvl w:val="0"/>
-          <w:numId w:val="3"/>
-        </w:numPr>
-        <w:jc w:val="both"/>
-        <w:rPr>
-          <w:rFonts w:ascii="Times New Roman" w:hAnsi="Times New Roman" w:cs="Times New Roman"/>
-        </w:rPr>
-      </w:pPr>
-      <w:r>
-        <w:rPr>
-          <w:rFonts w:ascii="Times New Roman" w:hAnsi="Times New Roman" w:cs="Times New Roman"/>
-        </w:rPr>
-        <w:t xml:space="preserve">Designing authentication and authorization workflows. </w:t>
-      </w:r>
-    </w:p>
-    <w:p>
-      <w:pPr>
-        <w:numPr>
-          <w:ilvl w:val="0"/>
-          <w:numId w:val="3"/>
-        </w:numPr>
-        <w:jc w:val="both"/>
-        <w:rPr>
-          <w:rFonts w:ascii="Times New Roman" w:hAnsi="Times New Roman" w:cs="Times New Roman"/>
-        </w:rPr>
-      </w:pPr>
-      <w:r>
-        <w:rPr>
-          <w:rFonts w:ascii="Times New Roman" w:hAnsi="Times New Roman" w:cs="Times New Roman"/>
-        </w:rPr>
-        <w:t xml:space="preserve">Designing PDF compression and cloud upload processes. </w:t>
-      </w:r>
-    </w:p>
-    <w:p>
-      <w:pPr>
-        <w:numPr>
-          <w:ilvl w:val="0"/>
-          <w:numId w:val="3"/>
-        </w:numPr>
-        <w:jc w:val="both"/>
-        <w:rPr>
-          <w:rFonts w:ascii="Times New Roman" w:hAnsi="Times New Roman" w:cs="Times New Roman"/>
-        </w:rPr>
-      </w:pPr>
-      <w:r>
-        <w:rPr>
-          <w:rFonts w:ascii="Times New Roman" w:hAnsi="Times New Roman" w:cs="Times New Roman"/>
-        </w:rPr>
-        <w:t xml:space="preserve">Designing notification and access control mechanisms. </w:t>
-      </w:r>
-    </w:p>
-    <w:p>
-      <w:pPr>
-        <w:jc w:val="both"/>
-        <w:rPr>
-          <w:rFonts w:ascii="Times New Roman" w:hAnsi="Times New Roman" w:cs="Times New Roman"/>
-        </w:rPr>
-      </w:pPr>
-    </w:p>
-    <w:p>
-      <w:pPr>
-        <w:pStyle w:val="Heading3"/>
-      </w:pPr>
-      <w:r>
-        <w:t>3.3.3 Development and Implementation</w:t>
-      </w:r>
-    </w:p>
-    <w:p>
-      <w:pPr>
-        <w:jc w:val="both"/>
-        <w:rPr>
-          <w:rFonts w:ascii="Times New Roman" w:hAnsi="Times New Roman" w:cs="Times New Roman"/>
-        </w:rPr>
-      </w:pPr>
-      <w:r>
-        <w:rPr>
-          <w:rFonts w:ascii="Times New Roman" w:hAnsi="Times New Roman" w:cs="Times New Roman"/>
-        </w:rPr>
-        <w:t>This phase involved the actual coding and implementation of the system components.</w:t>
-      </w:r>
-    </w:p>
-    <w:p>
-      <w:pPr>
-        <w:jc w:val="both"/>
-        <w:rPr>
-          <w:rFonts w:ascii="Times New Roman" w:hAnsi="Times New Roman" w:cs="Times New Roman"/>
-        </w:rPr>
-      </w:pPr>
-      <w:r>
-        <w:rPr>
-          <w:rFonts w:ascii="Times New Roman" w:hAnsi="Times New Roman" w:cs="Times New Roman"/>
-        </w:rPr>
-        <w:t>The following technologies were used:</w:t>
-      </w:r>
-    </w:p>
-    <w:p>
-      <w:pPr>
-        <w:numPr>
-          <w:ilvl w:val="0"/>
-          <w:numId w:val="4"/>
-        </w:numPr>
-        <w:jc w:val="both"/>
-        <w:rPr>
-          <w:rFonts w:ascii="Times New Roman" w:hAnsi="Times New Roman" w:cs="Times New Roman"/>
-        </w:rPr>
-      </w:pPr>
-      <w:r>
-        <w:rPr>
-          <w:rFonts w:ascii="Times New Roman" w:hAnsi="Times New Roman" w:cs="Times New Roman"/>
-        </w:rPr>
-        <w:t xml:space="preserve">React for frontend development. </w:t>
-      </w:r>
-    </w:p>
-    <w:p>
-      <w:pPr>
-        <w:numPr>
-          <w:ilvl w:val="0"/>
-          <w:numId w:val="4"/>
-        </w:numPr>
-        <w:jc w:val="both"/>
-        <w:rPr>
-          <w:rFonts w:ascii="Times New Roman" w:hAnsi="Times New Roman" w:cs="Times New Roman"/>
-        </w:rPr>
-      </w:pPr>
-      <w:r>
-        <w:rPr>
-          <w:rFonts w:ascii="Times New Roman" w:hAnsi="Times New Roman" w:cs="Times New Roman"/>
-        </w:rPr>
-        <w:t xml:space="preserve">Next.js and Express.js for backend API development. </w:t>
-      </w:r>
-    </w:p>
-    <w:p>
-      <w:pPr>
-        <w:numPr>
-          <w:ilvl w:val="0"/>
-          <w:numId w:val="4"/>
-        </w:numPr>
-        <w:jc w:val="both"/>
-        <w:rPr>
-          <w:rFonts w:ascii="Times New Roman" w:hAnsi="Times New Roman" w:cs="Times New Roman"/>
-        </w:rPr>
-      </w:pPr>
-      <w:r>
-        <w:rPr>
-          <w:rFonts w:ascii="Times New Roman" w:hAnsi="Times New Roman" w:cs="Times New Roman"/>
-        </w:rPr>
-        <w:t xml:space="preserve">MySQL for database management. </w:t>
-      </w:r>
-    </w:p>
-    <w:p>
-      <w:pPr>
-        <w:numPr>
-          <w:ilvl w:val="0"/>
-          <w:numId w:val="4"/>
-        </w:numPr>
-        <w:jc w:val="both"/>
-        <w:rPr>
-          <w:rFonts w:ascii="Times New Roman" w:hAnsi="Times New Roman" w:cs="Times New Roman"/>
-        </w:rPr>
-      </w:pPr>
-      <w:r>
-        <w:rPr>
-          <w:rFonts w:ascii="Times New Roman" w:hAnsi="Times New Roman" w:cs="Times New Roman"/>
-        </w:rPr>
-        <w:t xml:space="preserve">Cloud storage integration services. </w:t>
-      </w:r>
-    </w:p>
-    <w:p>
-      <w:pPr>
-        <w:numPr>
-          <w:ilvl w:val="0"/>
-          <w:numId w:val="4"/>
-        </w:numPr>
-        <w:jc w:val="both"/>
-        <w:rPr>
-          <w:rFonts w:ascii="Times New Roman" w:hAnsi="Times New Roman" w:cs="Times New Roman"/>
-        </w:rPr>
-      </w:pPr>
-      <w:r>
-        <w:rPr>
-          <w:rFonts w:ascii="Times New Roman" w:hAnsi="Times New Roman" w:cs="Times New Roman"/>
-        </w:rPr>
-        <w:lastRenderedPageBreak/>
-        <w:t xml:space="preserve">Postman for API testing. </w:t>
-      </w:r>
-    </w:p>
-    <w:p>
-      <w:pPr>
-        <w:numPr>
-          <w:ilvl w:val="0"/>
-          <w:numId w:val="4"/>
-        </w:numPr>
-        <w:jc w:val="both"/>
-        <w:rPr>
-          <w:rFonts w:ascii="Times New Roman" w:hAnsi="Times New Roman" w:cs="Times New Roman"/>
-        </w:rPr>
-      </w:pPr>
-      <w:r>
-        <w:rPr>
-          <w:rFonts w:ascii="Times New Roman" w:hAnsi="Times New Roman" w:cs="Times New Roman"/>
-        </w:rPr>
-        <w:t xml:space="preserve">WebStorm IDE for development. </w:t>
-      </w:r>
-    </w:p>
-    <w:p>
-      <w:pPr>
-        <w:jc w:val="both"/>
-        <w:rPr>
-          <w:rFonts w:ascii="Times New Roman" w:hAnsi="Times New Roman" w:cs="Times New Roman"/>
-        </w:rPr>
-      </w:pPr>
-      <w:r>
-        <w:rPr>
-          <w:rFonts w:ascii="Times New Roman" w:hAnsi="Times New Roman" w:cs="Times New Roman"/>
-        </w:rPr>
-        <w:t>The following modules were implemented:</w:t>
-      </w:r>
-    </w:p>
-    <w:p>
-      <w:pPr>
-        <w:numPr>
-          <w:ilvl w:val="0"/>
-          <w:numId w:val="5"/>
-        </w:numPr>
-        <w:jc w:val="both"/>
-        <w:rPr>
-          <w:rFonts w:ascii="Times New Roman" w:hAnsi="Times New Roman" w:cs="Times New Roman"/>
-        </w:rPr>
-      </w:pPr>
-      <w:r>
-        <w:rPr>
-          <w:rFonts w:ascii="Times New Roman" w:hAnsi="Times New Roman" w:cs="Times New Roman"/>
-        </w:rPr>
-        <w:t xml:space="preserve">User Authentication Module. </w:t>
-      </w:r>
-    </w:p>
-    <w:p>
-      <w:pPr>
-        <w:numPr>
-          <w:ilvl w:val="0"/>
-          <w:numId w:val="5"/>
-        </w:numPr>
-        <w:jc w:val="both"/>
-        <w:rPr>
-          <w:rFonts w:ascii="Times New Roman" w:hAnsi="Times New Roman" w:cs="Times New Roman"/>
-        </w:rPr>
-      </w:pPr>
-      <w:r>
-        <w:rPr>
-          <w:rFonts w:ascii="Times New Roman" w:hAnsi="Times New Roman" w:cs="Times New Roman"/>
-        </w:rPr>
-        <w:t xml:space="preserve">Examination Script Upload Module. </w:t>
-      </w:r>
-    </w:p>
-    <w:p>
-      <w:pPr>
-        <w:numPr>
-          <w:ilvl w:val="0"/>
-          <w:numId w:val="5"/>
-        </w:numPr>
-        <w:jc w:val="both"/>
-        <w:rPr>
-          <w:rFonts w:ascii="Times New Roman" w:hAnsi="Times New Roman" w:cs="Times New Roman"/>
-        </w:rPr>
-      </w:pPr>
-      <w:r>
-        <w:rPr>
-          <w:rFonts w:ascii="Times New Roman" w:hAnsi="Times New Roman" w:cs="Times New Roman"/>
-        </w:rPr>
-        <w:t xml:space="preserve">PDF Compression Module. </w:t>
-      </w:r>
-    </w:p>
-    <w:p>
-      <w:pPr>
-        <w:numPr>
-          <w:ilvl w:val="0"/>
-          <w:numId w:val="5"/>
-        </w:numPr>
-        <w:jc w:val="both"/>
-        <w:rPr>
-          <w:rFonts w:ascii="Times New Roman" w:hAnsi="Times New Roman" w:cs="Times New Roman"/>
-        </w:rPr>
-      </w:pPr>
-      <w:r>
-        <w:rPr>
-          <w:rFonts w:ascii="Times New Roman" w:hAnsi="Times New Roman" w:cs="Times New Roman"/>
-        </w:rPr>
-        <w:t xml:space="preserve">Cloud Storage Module. </w:t>
-      </w:r>
-    </w:p>
-    <w:p>
-      <w:pPr>
-        <w:numPr>
-          <w:ilvl w:val="0"/>
-          <w:numId w:val="5"/>
-        </w:numPr>
-        <w:jc w:val="both"/>
-        <w:rPr>
-          <w:rFonts w:ascii="Times New Roman" w:hAnsi="Times New Roman" w:cs="Times New Roman"/>
-        </w:rPr>
-      </w:pPr>
-      <w:r>
-        <w:rPr>
-          <w:rFonts w:ascii="Times New Roman" w:hAnsi="Times New Roman" w:cs="Times New Roman"/>
-        </w:rPr>
-        <w:t xml:space="preserve">Script Retrieval and Search Module. </w:t>
-      </w:r>
-    </w:p>
-    <w:p>
-      <w:pPr>
-        <w:numPr>
-          <w:ilvl w:val="0"/>
-          <w:numId w:val="5"/>
-        </w:numPr>
-        <w:jc w:val="both"/>
-        <w:rPr>
-          <w:rFonts w:ascii="Times New Roman" w:hAnsi="Times New Roman" w:cs="Times New Roman"/>
-        </w:rPr>
-      </w:pPr>
-      <w:r>
-        <w:rPr>
-          <w:rFonts w:ascii="Times New Roman" w:hAnsi="Times New Roman" w:cs="Times New Roman"/>
-        </w:rPr>
-        <w:t xml:space="preserve">Notification and Alert Module. </w:t>
-      </w:r>
-    </w:p>
-    <w:p>
-      <w:pPr>
-        <w:numPr>
-          <w:ilvl w:val="0"/>
-          <w:numId w:val="5"/>
-        </w:numPr>
-        <w:jc w:val="both"/>
-        <w:rPr>
-          <w:rFonts w:ascii="Times New Roman" w:hAnsi="Times New Roman" w:cs="Times New Roman"/>
-        </w:rPr>
-      </w:pPr>
-      <w:r>
-        <w:rPr>
-          <w:rFonts w:ascii="Times New Roman" w:hAnsi="Times New Roman" w:cs="Times New Roman"/>
-        </w:rPr>
-        <w:t xml:space="preserve">Access Control and Authorization Module. </w:t>
-      </w:r>
-    </w:p>
-    <w:p>
-      <w:pPr>
-        <w:numPr>
-          <w:ilvl w:val="0"/>
-          <w:numId w:val="5"/>
-        </w:numPr>
-        <w:jc w:val="both"/>
-        <w:rPr>
-          <w:rFonts w:ascii="Times New Roman" w:hAnsi="Times New Roman" w:cs="Times New Roman"/>
-        </w:rPr>
-      </w:pPr>
-      <w:r>
-        <w:rPr>
-          <w:rFonts w:ascii="Times New Roman" w:hAnsi="Times New Roman" w:cs="Times New Roman"/>
-        </w:rPr>
-        <w:t xml:space="preserve">Administrative Management Module. </w:t>
-      </w:r>
-    </w:p>
-    <w:p>
-      <w:pPr>
-        <w:jc w:val="both"/>
-        <w:rPr>
-          <w:rFonts w:ascii="Times New Roman" w:hAnsi="Times New Roman" w:cs="Times New Roman"/>
-        </w:rPr>
-      </w:pPr>
-    </w:p>
-    <w:p>
-      <w:pPr>
-        <w:pStyle w:val="Heading3"/>
-      </w:pPr>
-      <w:r>
-        <w:t>3.3.4 Testing and Debugging</w:t>
-      </w:r>
-    </w:p>
-    <w:p>
-      <w:pPr>
-        <w:jc w:val="both"/>
-        <w:rPr>
-          <w:rFonts w:ascii="Times New Roman" w:hAnsi="Times New Roman" w:cs="Times New Roman"/>
-        </w:rPr>
-      </w:pPr>
-      <w:r>
-        <w:rPr>
-          <w:rFonts w:ascii="Times New Roman" w:hAnsi="Times New Roman" w:cs="Times New Roman"/>
-        </w:rPr>
-        <w:t>Testing was performed continuously throughout development to ensure that all features worked correctly.</w:t>
-      </w:r>
-    </w:p>
-    <w:p>
-      <w:pPr>
-        <w:jc w:val="both"/>
-        <w:rPr>
-          <w:rFonts w:ascii="Times New Roman" w:hAnsi="Times New Roman" w:cs="Times New Roman"/>
-        </w:rPr>
-      </w:pPr>
-      <w:r>
-        <w:rPr>
-          <w:rFonts w:ascii="Times New Roman" w:hAnsi="Times New Roman" w:cs="Times New Roman"/>
-        </w:rPr>
-        <w:t>The following testing methods were used:</w:t>
-      </w:r>
-    </w:p>
-    <w:p>
-      <w:pPr>
-        <w:jc w:val="both"/>
+      </w:pPr>
+      <w:r>
         <w:rPr>
           <w:rFonts w:ascii="Times New Roman" w:hAnsi="Times New Roman" w:cs="Times New Roman"/>
           <w:b/>
           <w:bCs/>
         </w:rPr>
-      </w:pPr>
-      <w:r>
+        <w:t>System Testing</w:t>
+      </w:r>
+    </w:p>
+    <w:p>
+      <w:pPr>
+        <w:numPr>
+          <w:ilvl w:val="0"/>
+          <w:numId w:val="6"/>
+        </w:numPr>
+        <w:jc w:val="both"/>
+        <w:rPr>
+          <w:rFonts w:ascii="Times New Roman" w:hAnsi="Times New Roman" w:cs="Times New Roman"/>
+        </w:rPr>
+      </w:pPr>
+      <w:r>
+        <w:rPr>
+          <w:rFonts w:ascii="Times New Roman" w:hAnsi="Times New Roman" w:cs="Times New Roman"/>
+        </w:rPr>
+        <w:t>The complete application was tested to ensure that all modules functioned together correctly.</w:t>
+      </w:r>
+    </w:p>
+    <w:p>
+      <w:pPr>
+        <w:numPr>
+          <w:ilvl w:val="0"/>
+          <w:numId w:val="6"/>
+        </w:numPr>
+        <w:jc w:val="both"/>
         <w:rPr>
           <w:rFonts w:ascii="Times New Roman" w:hAnsi="Times New Roman" w:cs="Times New Roman"/>
           <w:b/>
           <w:bCs/>
         </w:rPr>
-        <w:t>Unit Testing</w:t>
-      </w:r>
-    </w:p>
-    <w:p>
-      <w:pPr>
-        <w:jc w:val="both"/>
-        <w:rPr>
-          <w:rFonts w:ascii="Times New Roman" w:hAnsi="Times New Roman" w:cs="Times New Roman"/>
-        </w:rPr>
-      </w:pPr>
-      <w:r>
-        <w:rPr>
-          <w:rFonts w:ascii="Times New Roman" w:hAnsi="Times New Roman" w:cs="Times New Roman"/>
-        </w:rPr>
-        <w:t>Each module was tested independently to verify correct functionality.</w:t>
-      </w:r>
-    </w:p>
-    <w:p>
-      <w:pPr>
-        <w:jc w:val="both"/>
+      </w:pPr>
+      <w:r>
         <w:rPr>
           <w:rFonts w:ascii="Times New Roman" w:hAnsi="Times New Roman" w:cs="Times New Roman"/>
           <w:b/>
           <w:bCs/>
         </w:rPr>
-      </w:pPr>
-      <w:r>
-        <w:rPr>
-          <w:rFonts w:ascii="Times New Roman" w:hAnsi="Times New Roman" w:cs="Times New Roman"/>
-          <w:b/>
-          <w:bCs/>
-        </w:rPr>
-        <w:t>Integration Testing</w:t>
-      </w:r>
-    </w:p>
-    <w:p>
-      <w:pPr>
-        <w:jc w:val="both"/>
-        <w:rPr>
-          <w:rFonts w:ascii="Times New Roman" w:hAnsi="Times New Roman" w:cs="Times New Roman"/>
-        </w:rPr>
-      </w:pPr>
-      <w:r>
-        <w:rPr>
-          <w:rFonts w:ascii="Times New Roman" w:hAnsi="Times New Roman" w:cs="Times New Roman"/>
-        </w:rPr>
-        <w:t>Communication between frontend, backend APIs, cloud storage services, and database components was tested.</w:t>
-      </w:r>
-    </w:p>
-    <w:p>
-      <w:pPr>
-        <w:jc w:val="both"/>
-        <w:rPr>
-          <w:rFonts w:ascii="Times New Roman" w:hAnsi="Times New Roman" w:cs="Times New Roman"/>
-          <w:b/>
-          <w:bCs/>
-        </w:rPr>
-      </w:pPr>
-      <w:r>
-        <w:rPr>
-          <w:rFonts w:ascii="Times New Roman" w:hAnsi="Times New Roman" w:cs="Times New Roman"/>
-          <w:b/>
-          <w:bCs/>
-        </w:rPr>
-        <w:t>System Testing</w:t>
-      </w:r>
-    </w:p>
-    <w:p>
-      <w:pPr>
-        <w:jc w:val="both"/>
-        <w:rPr>
-          <w:rFonts w:ascii="Times New Roman" w:hAnsi="Times New Roman" w:cs="Times New Roman"/>
-        </w:rPr>
-      </w:pPr>
-      <w:r>
-        <w:rPr>
-          <w:rFonts w:ascii="Times New Roman" w:hAnsi="Times New Roman" w:cs="Times New Roman"/>
-        </w:rPr>
-        <w:t>The complete system was tested to ensure that all modules worked together correctly.</w:t>
-      </w:r>
-    </w:p>
-    <w:p>
-      <w:pPr>
-        <w:jc w:val="both"/>
-        <w:rPr>
-          <w:rFonts w:ascii="Times New Roman" w:hAnsi="Times New Roman" w:cs="Times New Roman"/>
-          <w:b/>
-          <w:bCs/>
-        </w:rPr>
-      </w:pPr>
-      <w:r>
-        <w:rPr>
-          <w:rFonts w:ascii="Times New Roman" w:hAnsi="Times New Roman" w:cs="Times New Roman"/>
-          <w:b/>
-          <w:bCs/>
-        </w:rPr>
         <w:t>User Acceptance Testing</w:t>
       </w:r>
     </w:p>
     <w:p>
       <w:pPr>
-        <w:jc w:val="both"/>
-        <w:rPr>
-          <w:rFonts w:ascii="Times New Roman" w:hAnsi="Times New Roman" w:cs="Times New Roman"/>
-        </w:rPr>
-      </w:pPr>
-      <w:r>
-        <w:rPr>
-          <w:rFonts w:ascii="Times New Roman" w:hAnsi="Times New Roman" w:cs="Times New Roman"/>
-        </w:rPr>
-        <w:t>Potential users such as lecturers and departmental administrators tested the system to evaluate usability and functionality.</w:t>
-      </w:r>
-    </w:p>
-    <w:p>
-      <w:pPr>
+        <w:numPr>
+          <w:ilvl w:val="0"/>
+          <w:numId w:val="6"/>
+        </w:numPr>
+        <w:jc w:val="both"/>
+        <w:rPr>
+          <w:rFonts w:ascii="Times New Roman" w:hAnsi="Times New Roman" w:cs="Times New Roman"/>
+        </w:rPr>
+      </w:pPr>
+      <w:r>
+        <w:rPr>
+          <w:rFonts w:ascii="Times New Roman" w:hAnsi="Times New Roman" w:cs="Times New Roman"/>
+        </w:rPr>
+        <w:lastRenderedPageBreak/>
+        <w:t>Lecturers and departmental administrators evaluated the completed system to verify that it satisfied academic and operational requirements.</w:t>
+      </w:r>
+    </w:p>
+    <w:p>
+      <w:pPr>
+        <w:numPr>
+          <w:ilvl w:val="0"/>
+          <w:numId w:val="6"/>
+        </w:numPr>
         <w:jc w:val="both"/>
         <w:rPr>
           <w:rFonts w:ascii="Times New Roman" w:hAnsi="Times New Roman" w:cs="Times New Roman"/>
@@ -1574,7 +1646,6 @@
         <w:rPr>
           <w:rFonts w:ascii="Times New Roman" w:hAnsi="Times New Roman" w:cs="Times New Roman"/>
         </w:rPr>
-        <w:lastRenderedPageBreak/>
         <w:t xml:space="preserve">Browser developer tools. </w:t>
       </w:r>
     </w:p>
@@ -1598,53 +1669,27 @@
     </w:p>
     <w:p>
       <w:pPr>
-        <w:jc w:val="both"/>
-        <w:rPr>
-          <w:rFonts w:ascii="Times New Roman" w:hAnsi="Times New Roman" w:cs="Times New Roman"/>
-        </w:rPr>
-      </w:pPr>
-    </w:p>
-    <w:p>
-      <w:pPr>
-        <w:pStyle w:val="Heading3"/>
-      </w:pPr>
-      <w:r>
-        <w:t>3.3.5 Deployment</w:t>
-      </w:r>
-    </w:p>
-    <w:p>
-      <w:pPr>
-        <w:jc w:val="both"/>
-        <w:rPr>
-          <w:rFonts w:ascii="Times New Roman" w:hAnsi="Times New Roman" w:cs="Times New Roman"/>
-        </w:rPr>
-      </w:pPr>
-      <w:r>
-        <w:rPr>
-          <w:rFonts w:ascii="Times New Roman" w:hAnsi="Times New Roman" w:cs="Times New Roman"/>
-        </w:rPr>
-        <w:t>After successful testing, the application was deployed for demonstration and evaluation.</w:t>
-      </w:r>
-    </w:p>
-    <w:p>
-      <w:pPr>
-        <w:jc w:val="both"/>
-        <w:rPr>
-          <w:rFonts w:ascii="Times New Roman" w:hAnsi="Times New Roman" w:cs="Times New Roman"/>
-        </w:rPr>
-      </w:pPr>
-      <w:r>
-        <w:rPr>
-          <w:rFonts w:ascii="Times New Roman" w:hAnsi="Times New Roman" w:cs="Times New Roman"/>
-        </w:rPr>
-        <w:t>The following activities were carried out:</w:t>
-      </w:r>
-    </w:p>
-    <w:p>
-      <w:pPr>
-        <w:numPr>
-          <w:ilvl w:val="0"/>
-          <w:numId w:val="7"/>
+        <w:numPr>
+          <w:ilvl w:val="0"/>
+          <w:numId w:val="6"/>
+        </w:numPr>
+        <w:jc w:val="both"/>
+        <w:rPr>
+          <w:rFonts w:ascii="Times New Roman" w:hAnsi="Times New Roman" w:cs="Times New Roman"/>
+        </w:rPr>
+      </w:pPr>
+      <w:r>
+        <w:rPr>
+          <w:rFonts w:ascii="Times New Roman" w:hAnsi="Times New Roman" w:cs="Times New Roman"/>
+        </w:rPr>
+        <w:t>Following successful testing, the following deployment activities were carried out:</w:t>
+      </w:r>
+    </w:p>
+    <w:p>
+      <w:pPr>
+        <w:numPr>
+          <w:ilvl w:val="0"/>
+          <w:numId w:val="6"/>
         </w:numPr>
         <w:jc w:val="both"/>
         <w:rPr>
@@ -1662,7 +1707,7 @@
       <w:pPr>
         <w:numPr>
           <w:ilvl w:val="0"/>
-          <w:numId w:val="7"/>
+          <w:numId w:val="6"/>
         </w:numPr>
         <w:jc w:val="both"/>
         <w:rPr>
@@ -1680,7 +1725,7 @@
       <w:pPr>
         <w:numPr>
           <w:ilvl w:val="0"/>
-          <w:numId w:val="7"/>
+          <w:numId w:val="6"/>
         </w:numPr>
         <w:jc w:val="both"/>
         <w:rPr>
@@ -1698,7 +1743,7 @@
       <w:pPr>
         <w:numPr>
           <w:ilvl w:val="0"/>
-          <w:numId w:val="7"/>
+          <w:numId w:val="6"/>
         </w:numPr>
         <w:jc w:val="both"/>
         <w:rPr>
@@ -1716,7 +1761,7 @@
       <w:pPr>
         <w:numPr>
           <w:ilvl w:val="0"/>
-          <w:numId w:val="7"/>
+          <w:numId w:val="6"/>
         </w:numPr>
         <w:jc w:val="both"/>
         <w:rPr>
@@ -1732,36 +1777,28 @@
     </w:p>
     <w:p>
       <w:pPr>
-        <w:jc w:val="both"/>
-        <w:rPr>
-          <w:rFonts w:ascii="Times New Roman" w:hAnsi="Times New Roman" w:cs="Times New Roman"/>
-        </w:rPr>
-      </w:pPr>
-    </w:p>
-    <w:p>
-      <w:pPr>
-        <w:pStyle w:val="Heading3"/>
-      </w:pPr>
-      <w:r>
-        <w:t>3.3.6 Maintenance and Improvement</w:t>
-      </w:r>
-    </w:p>
-    <w:p>
-      <w:pPr>
-        <w:jc w:val="both"/>
-        <w:rPr>
-          <w:rFonts w:ascii="Times New Roman" w:hAnsi="Times New Roman" w:cs="Times New Roman"/>
-        </w:rPr>
-      </w:pPr>
-      <w:r>
-        <w:rPr>
-          <w:rFonts w:ascii="Times New Roman" w:hAnsi="Times New Roman" w:cs="Times New Roman"/>
-        </w:rPr>
-        <w:t>Maintenance activities involved fixing bugs, improving performance, and preparing recommendations for future enhancements.</w:t>
-      </w:r>
-    </w:p>
-    <w:p>
-      <w:pPr>
+        <w:numPr>
+          <w:ilvl w:val="0"/>
+          <w:numId w:val="6"/>
+        </w:numPr>
+        <w:jc w:val="both"/>
+        <w:rPr>
+          <w:rFonts w:ascii="Times New Roman" w:hAnsi="Times New Roman" w:cs="Times New Roman"/>
+        </w:rPr>
+      </w:pPr>
+      <w:r>
+        <w:rPr>
+          <w:rFonts w:ascii="Times New Roman" w:hAnsi="Times New Roman" w:cs="Times New Roman"/>
+        </w:rPr>
+        <w:t>After deployment, maintenance activities focused on correcting minor issues, improving system performance, and identifying future enhancements.</w:t>
+      </w:r>
+    </w:p>
+    <w:p>
+      <w:pPr>
+        <w:numPr>
+          <w:ilvl w:val="0"/>
+          <w:numId w:val="6"/>
+        </w:numPr>
         <w:jc w:val="both"/>
         <w:rPr>
           <w:rFonts w:ascii="Times New Roman" w:hAnsi="Times New Roman" w:cs="Times New Roman"/>
@@ -1778,7 +1815,7 @@
       <w:pPr>
         <w:numPr>
           <w:ilvl w:val="0"/>
-          <w:numId w:val="8"/>
+          <w:numId w:val="6"/>
         </w:numPr>
         <w:jc w:val="both"/>
         <w:rPr>
@@ -1796,7 +1833,7 @@
       <w:pPr>
         <w:numPr>
           <w:ilvl w:val="0"/>
-          <w:numId w:val="8"/>
+          <w:numId w:val="6"/>
         </w:numPr>
         <w:jc w:val="both"/>
         <w:rPr>
@@ -1814,7 +1851,7 @@
       <w:pPr>
         <w:numPr>
           <w:ilvl w:val="0"/>
-          <w:numId w:val="8"/>
+          <w:numId w:val="6"/>
         </w:numPr>
         <w:jc w:val="both"/>
         <w:rPr>
@@ -1832,7 +1869,7 @@
       <w:pPr>
         <w:numPr>
           <w:ilvl w:val="0"/>
-          <w:numId w:val="8"/>
+          <w:numId w:val="6"/>
         </w:numPr>
         <w:jc w:val="both"/>
         <w:rPr>
@@ -1850,19 +1887,31 @@
       <w:pPr>
         <w:numPr>
           <w:ilvl w:val="0"/>
-          <w:numId w:val="8"/>
-        </w:numPr>
-        <w:jc w:val="both"/>
-        <w:rPr>
-          <w:rFonts w:ascii="Times New Roman" w:hAnsi="Times New Roman" w:cs="Times New Roman"/>
-        </w:rPr>
-      </w:pPr>
-      <w:r>
-        <w:rPr>
-          <w:rFonts w:ascii="Times New Roman" w:hAnsi="Times New Roman" w:cs="Times New Roman"/>
-        </w:rPr>
-        <w:t xml:space="preserve">Expansion to other departments within the university. </w:t>
-      </w:r>
+          <w:numId w:val="6"/>
+        </w:numPr>
+        <w:jc w:val="both"/>
+        <w:rPr>
+          <w:rFonts w:ascii="Times New Roman" w:hAnsi="Times New Roman" w:cs="Times New Roman"/>
+        </w:rPr>
+      </w:pPr>
+      <w:r>
+        <w:rPr>
+          <w:rFonts w:ascii="Times New Roman" w:hAnsi="Times New Roman" w:cs="Times New Roman"/>
+        </w:rPr>
+        <w:t>Expansion to other departments within the university.</w:t>
+      </w:r>
+    </w:p>
+    <w:p>
+      <w:pPr>
+        <w:numPr>
+          <w:ilvl w:val="0"/>
+          <w:numId w:val="6"/>
+        </w:numPr>
+        <w:jc w:val="both"/>
+        <w:rPr>
+          <w:rFonts w:ascii="Times New Roman" w:hAnsi="Times New Roman" w:cs="Times New Roman"/>
+        </w:rPr>
+      </w:pPr>
     </w:p>
     <w:p>
       <w:pPr>
@@ -5089,6 +5138,119 @@
     </w:lvl>
   </w:abstractNum>
   <w:abstractNum w:abstractNumId="5" w15:restartNumberingAfterBreak="0">
+    <w:nsid w:val="10E7147C"/>
+    <w:multiLevelType w:val="multilevel"/>
+    <w:tmpl w:val="133887A2"/>
+    <w:lvl w:ilvl="0">
+      <w:start w:val="1"/>
+      <w:numFmt w:val="decimal"/>
+      <w:lvlText w:val="%1."/>
+      <w:lvlJc w:val="left"/>
+      <w:pPr>
+        <w:tabs>
+          <w:tab w:val="num" w:pos="720"/>
+        </w:tabs>
+        <w:ind w:left="720" w:hanging="360"/>
+      </w:pPr>
+    </w:lvl>
+    <w:lvl w:ilvl="1" w:tentative="1">
+      <w:start w:val="1"/>
+      <w:numFmt w:val="decimal"/>
+      <w:lvlText w:val="%2."/>
+      <w:lvlJc w:val="left"/>
+      <w:pPr>
+        <w:tabs>
+          <w:tab w:val="num" w:pos="1440"/>
+        </w:tabs>
+        <w:ind w:left="1440" w:hanging="360"/>
+      </w:pPr>
+    </w:lvl>
+    <w:lvl w:ilvl="2" w:tentative="1">
+      <w:start w:val="1"/>
+      <w:numFmt w:val="decimal"/>
+      <w:lvlText w:val="%3."/>
+      <w:lvlJc w:val="left"/>
+      <w:pPr>
+        <w:tabs>
+          <w:tab w:val="num" w:pos="2160"/>
+        </w:tabs>
+        <w:ind w:left="2160" w:hanging="360"/>
+      </w:pPr>
+    </w:lvl>
+    <w:lvl w:ilvl="3" w:tentative="1">
+      <w:start w:val="1"/>
+      <w:numFmt w:val="decimal"/>
+      <w:lvlText w:val="%4."/>
+      <w:lvlJc w:val="left"/>
+      <w:pPr>
+        <w:tabs>
+          <w:tab w:val="num" w:pos="2880"/>
+        </w:tabs>
+        <w:ind w:left="2880" w:hanging="360"/>
+      </w:pPr>
+    </w:lvl>
+    <w:lvl w:ilvl="4" w:tentative="1">
+      <w:start w:val="1"/>
+      <w:numFmt w:val="decimal"/>
+      <w:lvlText w:val="%5."/>
+      <w:lvlJc w:val="left"/>
+      <w:pPr>
+        <w:tabs>
+          <w:tab w:val="num" w:pos="3600"/>
+        </w:tabs>
+        <w:ind w:left="3600" w:hanging="360"/>
+      </w:pPr>
+    </w:lvl>
+    <w:lvl w:ilvl="5" w:tentative="1">
+      <w:start w:val="1"/>
+      <w:numFmt w:val="decimal"/>
+      <w:lvlText w:val="%6."/>
+      <w:lvlJc w:val="left"/>
+      <w:pPr>
+        <w:tabs>
+          <w:tab w:val="num" w:pos="4320"/>
+        </w:tabs>
+        <w:ind w:left="4320" w:hanging="360"/>
+      </w:pPr>
+    </w:lvl>
+    <w:lvl w:ilvl="6" w:tentative="1">
+      <w:start w:val="1"/>
+      <w:numFmt w:val="decimal"/>
+      <w:lvlText w:val="%7."/>
+      <w:lvlJc w:val="left"/>
+      <w:pPr>
+        <w:tabs>
+          <w:tab w:val="num" w:pos="5040"/>
+        </w:tabs>
+        <w:ind w:left="5040" w:hanging="360"/>
+      </w:pPr>
+    </w:lvl>
+    <w:lvl w:ilvl="7" w:tentative="1">
+      <w:start w:val="1"/>
+      <w:numFmt w:val="decimal"/>
+      <w:lvlText w:val="%8."/>
+      <w:lvlJc w:val="left"/>
+      <w:pPr>
+        <w:tabs>
+          <w:tab w:val="num" w:pos="5760"/>
+        </w:tabs>
+        <w:ind w:left="5760" w:hanging="360"/>
+      </w:pPr>
+    </w:lvl>
+    <w:lvl w:ilvl="8" w:tentative="1">
+      <w:start w:val="1"/>
+      <w:numFmt w:val="decimal"/>
+      <w:lvlText w:val="%9."/>
+      <w:lvlJc w:val="left"/>
+      <w:pPr>
+        <w:tabs>
+          <w:tab w:val="num" w:pos="6480"/>
+        </w:tabs>
+        <w:ind w:left="6480" w:hanging="360"/>
+      </w:pPr>
+    </w:lvl>
+  </w:abstractNum>
+  <w:abstractNum w:abstractNumId="6" w15:restartNumberingAfterBreak="0">
     <w:nsid w:val="110B0EBC"/>
     <w:multiLevelType w:val="multilevel"/>
     <w:tmpl w:val="EDAA12B2"/>
@@ -5201,7 +5363,7 @@
       </w:pPr>
     </w:lvl>
   </w:abstractNum>
-  <w:abstractNum w:abstractNumId="6" w15:restartNumberingAfterBreak="0">
+  <w:abstractNum w:abstractNumId="7" w15:restartNumberingAfterBreak="0">
     <w:nsid w:val="12130B5C"/>
     <w:multiLevelType w:val="multilevel"/>
     <w:tmpl w:val="FE7A2DBA"/>
@@ -5350,7 +5512,7 @@
       </w:rPr>
     </w:lvl>
   </w:abstractNum>
-  <w:abstractNum w:abstractNumId="7" w15:restartNumberingAfterBreak="0">
+  <w:abstractNum w:abstractNumId="8" w15:restartNumberingAfterBreak="0">
     <w:nsid w:val="18407CE7"/>
     <w:multiLevelType w:val="multilevel"/>
     <w:tmpl w:val="0CEC0ACE"/>
@@ -5463,7 +5625,7 @@
       </w:pPr>
     </w:lvl>
   </w:abstractNum>
-  <w:abstractNum w:abstractNumId="8" w15:restartNumberingAfterBreak="0">
+  <w:abstractNum w:abstractNumId="9" w15:restartNumberingAfterBreak="0">
     <w:nsid w:val="1E3A420E"/>
     <w:multiLevelType w:val="multilevel"/>
     <w:tmpl w:val="BEF66108"/>
@@ -5576,7 +5738,7 @@
       </w:pPr>
     </w:lvl>
   </w:abstractNum>
-  <w:abstractNum w:abstractNumId="9" w15:restartNumberingAfterBreak="0">
+  <w:abstractNum w:abstractNumId="10" w15:restartNumberingAfterBreak="0">
     <w:nsid w:val="22A01FDD"/>
     <w:multiLevelType w:val="multilevel"/>
     <w:tmpl w:val="32E017AC"/>
@@ -5689,7 +5851,7 @@
       </w:pPr>
     </w:lvl>
   </w:abstractNum>
-  <w:abstractNum w:abstractNumId="10" w15:restartNumberingAfterBreak="0">
+  <w:abstractNum w:abstractNumId="11" w15:restartNumberingAfterBreak="0">
     <w:nsid w:val="23C336C2"/>
     <w:multiLevelType w:val="multilevel"/>
     <w:tmpl w:val="CC100418"/>
@@ -5802,7 +5964,7 @@
       </w:pPr>
     </w:lvl>
   </w:abstractNum>
-  <w:abstractNum w:abstractNumId="11" w15:restartNumberingAfterBreak="0">
+  <w:abstractNum w:abstractNumId="12" w15:restartNumberingAfterBreak="0">
     <w:nsid w:val="26EE379D"/>
     <w:multiLevelType w:val="multilevel"/>
     <w:tmpl w:val="5D0C0930"/>
@@ -5915,7 +6077,7 @@
       </w:pPr>
     </w:lvl>
   </w:abstractNum>
-  <w:abstractNum w:abstractNumId="12" w15:restartNumberingAfterBreak="0">
+  <w:abstractNum w:abstractNumId="13" w15:restartNumberingAfterBreak="0">
     <w:nsid w:val="2B383A86"/>
     <w:multiLevelType w:val="multilevel"/>
     <w:tmpl w:val="DB12C454"/>
@@ -6028,7 +6190,7 @@
       </w:pPr>
     </w:lvl>
   </w:abstractNum>
-  <w:abstractNum w:abstractNumId="13" w15:restartNumberingAfterBreak="0">
+  <w:abstractNum w:abstractNumId="14" w15:restartNumberingAfterBreak="0">
     <w:nsid w:val="2DE72893"/>
     <w:multiLevelType w:val="multilevel"/>
     <w:tmpl w:val="76D8A7C2"/>
@@ -6141,7 +6303,7 @@
       </w:pPr>
     </w:lvl>
   </w:abstractNum>
-  <w:abstractNum w:abstractNumId="14" w15:restartNumberingAfterBreak="0">
+  <w:abstractNum w:abstractNumId="15" w15:restartNumberingAfterBreak="0">
     <w:nsid w:val="30392E07"/>
     <w:multiLevelType w:val="multilevel"/>
     <w:tmpl w:val="0AE67C98"/>
@@ -6254,7 +6416,7 @@
       </w:pPr>
     </w:lvl>
   </w:abstractNum>
-  <w:abstractNum w:abstractNumId="15" w15:restartNumberingAfterBreak="0">
+  <w:abstractNum w:abstractNumId="16" w15:restartNumberingAfterBreak="0">
     <w:nsid w:val="37CF3F6D"/>
     <w:multiLevelType w:val="multilevel"/>
     <w:tmpl w:val="ED989034"/>
@@ -6367,7 +6529,117 @@
       </w:pPr>
     </w:lvl>
   </w:abstractNum>
-  <w:abstractNum w:abstractNumId="16" w15:restartNumberingAfterBreak="0">
+  <w:abstractNum w:abstractNumId="17" w15:restartNumberingAfterBreak="0">
+    <w:nsid w:val="39367E77"/>
+    <w:multiLevelType w:val="multilevel"/>
+    <w:tmpl w:val="F2E27D4E"/>
+    <w:lvl w:ilvl="0">
+      <w:start w:val="1"/>
+      <w:numFmt w:val="decimal"/>
+      <w:lvlText w:val="%1."/>
+      <w:lvlJc w:val="left"/>
+      <w:pPr>
+        <w:tabs>
+          <w:tab w:val="num" w:pos="720"/>
+        </w:tabs>
+        <w:ind w:left="720" w:hanging="360"/>
+      </w:pPr>
+    </w:lvl>
+    <w:lvl w:ilvl="1">
+      <w:start w:val="1"/>
+      <w:numFmt w:val="lowerRoman"/>
+      <w:lvlText w:val="%2."/>
+      <w:lvlJc w:val="right"/>
+      <w:pPr>
+        <w:ind w:left="1440" w:hanging="360"/>
+      </w:pPr>
+    </w:lvl>
+    <w:lvl w:ilvl="2" w:tentative="1">
+      <w:start w:val="1"/>
+      <w:numFmt w:val="decimal"/>
+      <w:lvlText w:val="%3."/>
+      <w:lvlJc w:val="left"/>
+      <w:pPr>
+        <w:tabs>
+          <w:tab w:val="num" w:pos="2160"/>
+        </w:tabs>
+        <w:ind w:left="2160" w:hanging="360"/>
+      </w:pPr>
+    </w:lvl>
+    <w:lvl w:ilvl="3" w:tentative="1">
+      <w:start w:val="1"/>
+      <w:numFmt w:val="decimal"/>
+      <w:lvlText w:val="%4."/>
+      <w:lvlJc w:val="left"/>
+      <w:pPr>
+        <w:tabs>
+          <w:tab w:val="num" w:pos="2880"/>
+        </w:tabs>
+        <w:ind w:left="2880" w:hanging="360"/>
+      </w:pPr>
+    </w:lvl>
+    <w:lvl w:ilvl="4" w:tentative="1">
+      <w:start w:val="1"/>
+      <w:numFmt w:val="decimal"/>
+      <w:lvlText w:val="%5."/>
+      <w:lvlJc w:val="left"/>
+      <w:pPr>
+        <w:tabs>
+          <w:tab w:val="num" w:pos="3600"/>
+        </w:tabs>
+        <w:ind w:left="3600" w:hanging="360"/>
+      </w:pPr>
+    </w:lvl>
+    <w:lvl w:ilvl="5" w:tentative="1">
+      <w:start w:val="1"/>
+      <w:numFmt w:val="decimal"/>
+      <w:lvlText w:val="%6."/>
+      <w:lvlJc w:val="left"/>
+      <w:pPr>
+        <w:tabs>
+          <w:tab w:val="num" w:pos="4320"/>
+        </w:tabs>
+        <w:ind w:left="4320" w:hanging="360"/>
+      </w:pPr>
+    </w:lvl>
+    <w:lvl w:ilvl="6" w:tentative="1">
+      <w:start w:val="1"/>
+      <w:numFmt w:val="decimal"/>
+      <w:lvlText w:val="%7."/>
+      <w:lvlJc w:val="left"/>
+      <w:pPr>
+        <w:tabs>
+          <w:tab w:val="num" w:pos="5040"/>
+        </w:tabs>
+        <w:ind w:left="5040" w:hanging="360"/>
+      </w:pPr>
+    </w:lvl>
+    <w:lvl w:ilvl="7" w:tentative="1">
+      <w:start w:val="1"/>
+      <w:numFmt w:val="decimal"/>
+      <w:lvlText w:val="%8."/>
+      <w:lvlJc w:val="left"/>
+      <w:pPr>
+        <w:tabs>
+          <w:tab w:val="num" w:pos="5760"/>
+        </w:tabs>
+        <w:ind w:left="5760" w:hanging="360"/>
+      </w:pPr>
+    </w:lvl>
+    <w:lvl w:ilvl="8" w:tentative="1">
+      <w:start w:val="1"/>
+      <w:numFmt w:val="decimal"/>
+      <w:lvlText w:val="%9."/>
+      <w:lvlJc w:val="left"/>
+      <w:pPr>
+        <w:tabs>
+          <w:tab w:val="num" w:pos="6480"/>
+        </w:tabs>
+        <w:ind w:left="6480" w:hanging="360"/>
+      </w:pPr>
+    </w:lvl>
+  </w:abstractNum>
+  <w:abstractNum w:abstractNumId="18" w15:restartNumberingAfterBreak="0">
     <w:nsid w:val="39FB0A5E"/>
     <w:multiLevelType w:val="multilevel"/>
     <w:tmpl w:val="D532723E"/>
@@ -6516,7 +6788,120 @@
       </w:rPr>
     </w:lvl>
   </w:abstractNum>
-  <w:abstractNum w:abstractNumId="17" w15:restartNumberingAfterBreak="0">
+  <w:abstractNum w:abstractNumId="19" w15:restartNumberingAfterBreak="0">
+    <w:nsid w:val="3F0867A4"/>
+    <w:multiLevelType w:val="multilevel"/>
+    <w:tmpl w:val="AB96051C"/>
+    <w:lvl w:ilvl="0">
+      <w:start w:val="1"/>
+      <w:numFmt w:val="decimal"/>
+      <w:lvlText w:val="%1."/>
+      <w:lvlJc w:val="left"/>
+      <w:pPr>
+        <w:tabs>
+          <w:tab w:val="num" w:pos="720"/>
+        </w:tabs>
+        <w:ind w:left="720" w:hanging="360"/>
+      </w:pPr>
+    </w:lvl>
+    <w:lvl w:ilvl="1" w:tentative="1">
+      <w:start w:val="1"/>
+      <w:numFmt w:val="decimal"/>
+      <w:lvlText w:val="%2."/>
+      <w:lvlJc w:val="left"/>
+      <w:pPr>
+        <w:tabs>
+          <w:tab w:val="num" w:pos="1440"/>
+        </w:tabs>
+        <w:ind w:left="1440" w:hanging="360"/>
+      </w:pPr>
+    </w:lvl>
+    <w:lvl w:ilvl="2" w:tentative="1">
+      <w:start w:val="1"/>
+      <w:numFmt w:val="decimal"/>
+      <w:lvlText w:val="%3."/>
+      <w:lvlJc w:val="left"/>
+      <w:pPr>
+        <w:tabs>
+          <w:tab w:val="num" w:pos="2160"/>
+        </w:tabs>
+        <w:ind w:left="2160" w:hanging="360"/>
+      </w:pPr>
+    </w:lvl>
+    <w:lvl w:ilvl="3" w:tentative="1">
+      <w:start w:val="1"/>
+      <w:numFmt w:val="decimal"/>
+      <w:lvlText w:val="%4."/>
+      <w:lvlJc w:val="left"/>
+      <w:pPr>
+        <w:tabs>
+          <w:tab w:val="num" w:pos="2880"/>
+        </w:tabs>
+        <w:ind w:left="2880" w:hanging="360"/>
+      </w:pPr>
+    </w:lvl>
+    <w:lvl w:ilvl="4" w:tentative="1">
+      <w:start w:val="1"/>
+      <w:numFmt w:val="decimal"/>
+      <w:lvlText w:val="%5."/>
+      <w:lvlJc w:val="left"/>
+      <w:pPr>
+        <w:tabs>
+          <w:tab w:val="num" w:pos="3600"/>
+        </w:tabs>
+        <w:ind w:left="3600" w:hanging="360"/>
+      </w:pPr>
+    </w:lvl>
+    <w:lvl w:ilvl="5" w:tentative="1">
+      <w:start w:val="1"/>
+      <w:numFmt w:val="decimal"/>
+      <w:lvlText w:val="%6."/>
+      <w:lvlJc w:val="left"/>
+      <w:pPr>
+        <w:tabs>
+          <w:tab w:val="num" w:pos="4320"/>
+        </w:tabs>
+        <w:ind w:left="4320" w:hanging="360"/>
+      </w:pPr>
+    </w:lvl>
+    <w:lvl w:ilvl="6" w:tentative="1">
+      <w:start w:val="1"/>
+      <w:numFmt w:val="decimal"/>
+      <w:lvlText w:val="%7."/>
+      <w:lvlJc w:val="left"/>
+      <w:pPr>
+        <w:tabs>
+          <w:tab w:val="num" w:pos="5040"/>
+        </w:tabs>
+        <w:ind w:left="5040" w:hanging="360"/>
+      </w:pPr>
+    </w:lvl>
+    <w:lvl w:ilvl="7" w:tentative="1">
+      <w:start w:val="1"/>
+      <w:numFmt w:val="decimal"/>
+      <w:lvlText w:val="%8."/>
+      <w:lvlJc w:val="left"/>
+      <w:pPr>
+        <w:tabs>
+          <w:tab w:val="num" w:pos="5760"/>
+        </w:tabs>
+        <w:ind w:left="5760" w:hanging="360"/>
+      </w:pPr>
+    </w:lvl>
+    <w:lvl w:ilvl="8" w:tentative="1">
+      <w:start w:val="1"/>
+      <w:numFmt w:val="decimal"/>
+      <w:lvlText w:val="%9."/>
+      <w:lvlJc w:val="left"/>
+      <w:pPr>
+        <w:tabs>
+          <w:tab w:val="num" w:pos="6480"/>
+        </w:tabs>
+        <w:ind w:left="6480" w:hanging="360"/>
+      </w:pPr>
+    </w:lvl>
+  </w:abstractNum>
+  <w:abstractNum w:abstractNumId="20" w15:restartNumberingAfterBreak="0">
     <w:nsid w:val="430B31B9"/>
     <w:multiLevelType w:val="multilevel"/>
     <w:tmpl w:val="70B8A4C2"/>
@@ -6629,7 +7014,7 @@
       </w:pPr>
     </w:lvl>
   </w:abstractNum>
-  <w:abstractNum w:abstractNumId="18" w15:restartNumberingAfterBreak="0">
+  <w:abstractNum w:abstractNumId="21" w15:restartNumberingAfterBreak="0">
     <w:nsid w:val="44BF0CBB"/>
     <w:multiLevelType w:val="multilevel"/>
     <w:tmpl w:val="3020CBEE"/>
@@ -6742,7 +7127,7 @@
       </w:pPr>
     </w:lvl>
   </w:abstractNum>
-  <w:abstractNum w:abstractNumId="19" w15:restartNumberingAfterBreak="0">
+  <w:abstractNum w:abstractNumId="22" w15:restartNumberingAfterBreak="0">
     <w:nsid w:val="45713041"/>
     <w:multiLevelType w:val="multilevel"/>
     <w:tmpl w:val="C3983B4E"/>
@@ -6855,7 +7240,7 @@
       </w:pPr>
     </w:lvl>
   </w:abstractNum>
-  <w:abstractNum w:abstractNumId="20" w15:restartNumberingAfterBreak="0">
+  <w:abstractNum w:abstractNumId="23" w15:restartNumberingAfterBreak="0">
     <w:nsid w:val="471B24BF"/>
     <w:multiLevelType w:val="multilevel"/>
     <w:tmpl w:val="DD2C5F0C"/>
@@ -6968,7 +7353,7 @@
       </w:pPr>
     </w:lvl>
   </w:abstractNum>
-  <w:abstractNum w:abstractNumId="21" w15:restartNumberingAfterBreak="0">
+  <w:abstractNum w:abstractNumId="24" w15:restartNumberingAfterBreak="0">
     <w:nsid w:val="54CC5A0F"/>
     <w:multiLevelType w:val="multilevel"/>
     <w:tmpl w:val="6EDEC7D6"/>
@@ -7081,7 +7466,120 @@
       </w:pPr>
     </w:lvl>
   </w:abstractNum>
-  <w:abstractNum w:abstractNumId="22" w15:restartNumberingAfterBreak="0">
+  <w:abstractNum w:abstractNumId="25" w15:restartNumberingAfterBreak="0">
+    <w:nsid w:val="584C257F"/>
+    <w:multiLevelType w:val="multilevel"/>
+    <w:tmpl w:val="648A9454"/>
+    <w:lvl w:ilvl="0">
+      <w:start w:val="1"/>
+      <w:numFmt w:val="decimal"/>
+      <w:lvlText w:val="%1."/>
+      <w:lvlJc w:val="left"/>
+      <w:pPr>
+        <w:tabs>
+          <w:tab w:val="num" w:pos="720"/>
+        </w:tabs>
+        <w:ind w:left="720" w:hanging="360"/>
+      </w:pPr>
+    </w:lvl>
+    <w:lvl w:ilvl="1" w:tentative="1">
+      <w:start w:val="1"/>
+      <w:numFmt w:val="decimal"/>
+      <w:lvlText w:val="%2."/>
+      <w:lvlJc w:val="left"/>
+      <w:pPr>
+        <w:tabs>
+          <w:tab w:val="num" w:pos="1440"/>
+        </w:tabs>
+        <w:ind w:left="1440" w:hanging="360"/>
+      </w:pPr>
+    </w:lvl>
+    <w:lvl w:ilvl="2" w:tentative="1">
+      <w:start w:val="1"/>
+      <w:numFmt w:val="decimal"/>
+      <w:lvlText w:val="%3."/>
+      <w:lvlJc w:val="left"/>
+      <w:pPr>
+        <w:tabs>
+          <w:tab w:val="num" w:pos="2160"/>
+        </w:tabs>
+        <w:ind w:left="2160" w:hanging="360"/>
+      </w:pPr>
+    </w:lvl>
+    <w:lvl w:ilvl="3" w:tentative="1">
+      <w:start w:val="1"/>
+      <w:numFmt w:val="decimal"/>
+      <w:lvlText w:val="%4."/>
+      <w:lvlJc w:val="left"/>
+      <w:pPr>
+        <w:tabs>
+          <w:tab w:val="num" w:pos="2880"/>
+        </w:tabs>
+        <w:ind w:left="2880" w:hanging="360"/>
+      </w:pPr>
+    </w:lvl>
+    <w:lvl w:ilvl="4" w:tentative="1">
+      <w:start w:val="1"/>
+      <w:numFmt w:val="decimal"/>
+      <w:lvlText w:val="%5."/>
+      <w:lvlJc w:val="left"/>
+      <w:pPr>
+        <w:tabs>
+          <w:tab w:val="num" w:pos="3600"/>
+        </w:tabs>
+        <w:ind w:left="3600" w:hanging="360"/>
+      </w:pPr>
+    </w:lvl>
+    <w:lvl w:ilvl="5" w:tentative="1">
+      <w:start w:val="1"/>
+      <w:numFmt w:val="decimal"/>
+      <w:lvlText w:val="%6."/>
+      <w:lvlJc w:val="left"/>
+      <w:pPr>
+        <w:tabs>
+          <w:tab w:val="num" w:pos="4320"/>
+        </w:tabs>
+        <w:ind w:left="4320" w:hanging="360"/>
+      </w:pPr>
+    </w:lvl>
+    <w:lvl w:ilvl="6" w:tentative="1">
+      <w:start w:val="1"/>
+      <w:numFmt w:val="decimal"/>
+      <w:lvlText w:val="%7."/>
+      <w:lvlJc w:val="left"/>
+      <w:pPr>
+        <w:tabs>
+          <w:tab w:val="num" w:pos="5040"/>
+        </w:tabs>
+        <w:ind w:left="5040" w:hanging="360"/>
+      </w:pPr>
+    </w:lvl>
+    <w:lvl w:ilvl="7" w:tentative="1">
+      <w:start w:val="1"/>
+      <w:numFmt w:val="decimal"/>
+      <w:lvlText w:val="%8."/>
+      <w:lvlJc w:val="left"/>
+      <w:pPr>
+        <w:tabs>
+          <w:tab w:val="num" w:pos="5760"/>
+        </w:tabs>
+        <w:ind w:left="5760" w:hanging="360"/>
+      </w:pPr>
+    </w:lvl>
+    <w:lvl w:ilvl="8" w:tentative="1">
+      <w:start w:val="1"/>
+      <w:numFmt w:val="decimal"/>
+      <w:lvlText w:val="%9."/>
+      <w:lvlJc w:val="left"/>
+      <w:pPr>
+        <w:tabs>
+          <w:tab w:val="num" w:pos="6480"/>
+        </w:tabs>
+        <w:ind w:left="6480" w:hanging="360"/>
+      </w:pPr>
+    </w:lvl>
+  </w:abstractNum>
+  <w:abstractNum w:abstractNumId="26" w15:restartNumberingAfterBreak="0">
     <w:nsid w:val="59A26A53"/>
     <w:multiLevelType w:val="multilevel"/>
     <w:tmpl w:val="84124E72"/>
@@ -7194,7 +7692,343 @@
       </w:pPr>
     </w:lvl>
   </w:abstractNum>
-  <w:abstractNum w:abstractNumId="23" w15:restartNumberingAfterBreak="0">
+  <w:abstractNum w:abstractNumId="27" w15:restartNumberingAfterBreak="0">
+    <w:nsid w:val="5D2B0CD2"/>
+    <w:multiLevelType w:val="multilevel"/>
+    <w:tmpl w:val="84204BCA"/>
+    <w:lvl w:ilvl="0">
+      <w:start w:val="1"/>
+      <w:numFmt w:val="decimal"/>
+      <w:lvlText w:val="%1."/>
+      <w:lvlJc w:val="left"/>
+      <w:pPr>
+        <w:tabs>
+          <w:tab w:val="num" w:pos="720"/>
+        </w:tabs>
+        <w:ind w:left="720" w:hanging="360"/>
+      </w:pPr>
+    </w:lvl>
+    <w:lvl w:ilvl="1">
+      <w:start w:val="1"/>
+      <w:numFmt w:val="lowerRoman"/>
+      <w:lvlText w:val="%2."/>
+      <w:lvlJc w:val="right"/>
+      <w:pPr>
+        <w:ind w:left="1440" w:hanging="360"/>
+      </w:pPr>
+    </w:lvl>
+    <w:lvl w:ilvl="2" w:tentative="1">
+      <w:start w:val="1"/>
+      <w:numFmt w:val="decimal"/>
+      <w:lvlText w:val="%3."/>
+      <w:lvlJc w:val="left"/>
+      <w:pPr>
+        <w:tabs>
+          <w:tab w:val="num" w:pos="2160"/>
+        </w:tabs>
+        <w:ind w:left="2160" w:hanging="360"/>
+      </w:pPr>
+    </w:lvl>
+    <w:lvl w:ilvl="3" w:tentative="1">
+      <w:start w:val="1"/>
+      <w:numFmt w:val="decimal"/>
+      <w:lvlText w:val="%4."/>
+      <w:lvlJc w:val="left"/>
+      <w:pPr>
+        <w:tabs>
+          <w:tab w:val="num" w:pos="2880"/>
+        </w:tabs>
+        <w:ind w:left="2880" w:hanging="360"/>
+      </w:pPr>
+    </w:lvl>
+    <w:lvl w:ilvl="4" w:tentative="1">
+      <w:start w:val="1"/>
+      <w:numFmt w:val="decimal"/>
+      <w:lvlText w:val="%5."/>
+      <w:lvlJc w:val="left"/>
+      <w:pPr>
+        <w:tabs>
+          <w:tab w:val="num" w:pos="3600"/>
+        </w:tabs>
+        <w:ind w:left="3600" w:hanging="360"/>
+      </w:pPr>
+    </w:lvl>
+    <w:lvl w:ilvl="5" w:tentative="1">
+      <w:start w:val="1"/>
+      <w:numFmt w:val="decimal"/>
+      <w:lvlText w:val="%6."/>
+      <w:lvlJc w:val="left"/>
+      <w:pPr>
+        <w:tabs>
+          <w:tab w:val="num" w:pos="4320"/>
+        </w:tabs>
+        <w:ind w:left="4320" w:hanging="360"/>
+      </w:pPr>
+    </w:lvl>
+    <w:lvl w:ilvl="6" w:tentative="1">
+      <w:start w:val="1"/>
+      <w:numFmt w:val="decimal"/>
+      <w:lvlText w:val="%7."/>
+      <w:lvlJc w:val="left"/>
+      <w:pPr>
+        <w:tabs>
+          <w:tab w:val="num" w:pos="5040"/>
+        </w:tabs>
+        <w:ind w:left="5040" w:hanging="360"/>
+      </w:pPr>
+    </w:lvl>
+    <w:lvl w:ilvl="7" w:tentative="1">
+      <w:start w:val="1"/>
+      <w:numFmt w:val="decimal"/>
+      <w:lvlText w:val="%8."/>
+      <w:lvlJc w:val="left"/>
+      <w:pPr>
+        <w:tabs>
+          <w:tab w:val="num" w:pos="5760"/>
+        </w:tabs>
+        <w:ind w:left="5760" w:hanging="360"/>
+      </w:pPr>
+    </w:lvl>
+    <w:lvl w:ilvl="8" w:tentative="1">
+      <w:start w:val="1"/>
+      <w:numFmt w:val="decimal"/>
+      <w:lvlText w:val="%9."/>
+      <w:lvlJc w:val="left"/>
+      <w:pPr>
+        <w:tabs>
+          <w:tab w:val="num" w:pos="6480"/>
+        </w:tabs>
+        <w:ind w:left="6480" w:hanging="360"/>
+      </w:pPr>
+    </w:lvl>
+  </w:abstractNum>
+  <w:abstractNum w:abstractNumId="28" w15:restartNumberingAfterBreak="0">
+    <w:nsid w:val="65A7006C"/>
+    <w:multiLevelType w:val="multilevel"/>
+    <w:tmpl w:val="9B8494E2"/>
+    <w:lvl w:ilvl="0">
+      <w:start w:val="1"/>
+      <w:numFmt w:val="decimal"/>
+      <w:lvlText w:val="%1."/>
+      <w:lvlJc w:val="left"/>
+      <w:pPr>
+        <w:tabs>
+          <w:tab w:val="num" w:pos="720"/>
+        </w:tabs>
+        <w:ind w:left="720" w:hanging="360"/>
+      </w:pPr>
+    </w:lvl>
+    <w:lvl w:ilvl="1" w:tentative="1">
+      <w:start w:val="1"/>
+      <w:numFmt w:val="decimal"/>
+      <w:lvlText w:val="%2."/>
+      <w:lvlJc w:val="left"/>
+      <w:pPr>
+        <w:tabs>
+          <w:tab w:val="num" w:pos="1440"/>
+        </w:tabs>
+        <w:ind w:left="1440" w:hanging="360"/>
+      </w:pPr>
+    </w:lvl>
+    <w:lvl w:ilvl="2" w:tentative="1">
+      <w:start w:val="1"/>
+      <w:numFmt w:val="decimal"/>
+      <w:lvlText w:val="%3."/>
+      <w:lvlJc w:val="left"/>
+      <w:pPr>
+        <w:tabs>
+          <w:tab w:val="num" w:pos="2160"/>
+        </w:tabs>
+        <w:ind w:left="2160" w:hanging="360"/>
+      </w:pPr>
+    </w:lvl>
+    <w:lvl w:ilvl="3" w:tentative="1">
+      <w:start w:val="1"/>
+      <w:numFmt w:val="decimal"/>
+      <w:lvlText w:val="%4."/>
+      <w:lvlJc w:val="left"/>
+      <w:pPr>
+        <w:tabs>
+          <w:tab w:val="num" w:pos="2880"/>
+        </w:tabs>
+        <w:ind w:left="2880" w:hanging="360"/>
+      </w:pPr>
+    </w:lvl>
+    <w:lvl w:ilvl="4" w:tentative="1">
+      <w:start w:val="1"/>
+      <w:numFmt w:val="decimal"/>
+      <w:lvlText w:val="%5."/>
+      <w:lvlJc w:val="left"/>
+      <w:pPr>
+        <w:tabs>
+          <w:tab w:val="num" w:pos="3600"/>
+        </w:tabs>
+        <w:ind w:left="3600" w:hanging="360"/>
+      </w:pPr>
+    </w:lvl>
+    <w:lvl w:ilvl="5" w:tentative="1">
+      <w:start w:val="1"/>
+      <w:numFmt w:val="decimal"/>
+      <w:lvlText w:val="%6."/>
+      <w:lvlJc w:val="left"/>
+      <w:pPr>
+        <w:tabs>
+          <w:tab w:val="num" w:pos="4320"/>
+        </w:tabs>
+        <w:ind w:left="4320" w:hanging="360"/>
+      </w:pPr>
+    </w:lvl>
+    <w:lvl w:ilvl="6" w:tentative="1">
+      <w:start w:val="1"/>
+      <w:numFmt w:val="decimal"/>
+      <w:lvlText w:val="%7."/>
+      <w:lvlJc w:val="left"/>
+      <w:pPr>
+        <w:tabs>
+          <w:tab w:val="num" w:pos="5040"/>
+        </w:tabs>
+        <w:ind w:left="5040" w:hanging="360"/>
+      </w:pPr>
+    </w:lvl>
+    <w:lvl w:ilvl="7" w:tentative="1">
+      <w:start w:val="1"/>
+      <w:numFmt w:val="decimal"/>
+      <w:lvlText w:val="%8."/>
+      <w:lvlJc w:val="left"/>
+      <w:pPr>
+        <w:tabs>
+          <w:tab w:val="num" w:pos="5760"/>
+        </w:tabs>
+        <w:ind w:left="5760" w:hanging="360"/>
+      </w:pPr>
+    </w:lvl>
+    <w:lvl w:ilvl="8" w:tentative="1">
+      <w:start w:val="1"/>
+      <w:numFmt w:val="decimal"/>
+      <w:lvlText w:val="%9."/>
+      <w:lvlJc w:val="left"/>
+      <w:pPr>
+        <w:tabs>
+          <w:tab w:val="num" w:pos="6480"/>
+        </w:tabs>
+        <w:ind w:left="6480" w:hanging="360"/>
+      </w:pPr>
+    </w:lvl>
+  </w:abstractNum>
+  <w:abstractNum w:abstractNumId="29" w15:restartNumberingAfterBreak="0">
+    <w:nsid w:val="66C32204"/>
+    <w:multiLevelType w:val="multilevel"/>
+    <w:tmpl w:val="59E4F39C"/>
+    <w:lvl w:ilvl="0">
+      <w:start w:val="1"/>
+      <w:numFmt w:val="decimal"/>
+      <w:lvlText w:val="%1."/>
+      <w:lvlJc w:val="left"/>
+      <w:pPr>
+        <w:tabs>
+          <w:tab w:val="num" w:pos="720"/>
+        </w:tabs>
+        <w:ind w:left="720" w:hanging="360"/>
+      </w:pPr>
+    </w:lvl>
+    <w:lvl w:ilvl="1" w:tentative="1">
+      <w:start w:val="1"/>
+      <w:numFmt w:val="decimal"/>
+      <w:lvlText w:val="%2."/>
+      <w:lvlJc w:val="left"/>
+      <w:pPr>
+        <w:tabs>
+          <w:tab w:val="num" w:pos="1440"/>
+        </w:tabs>
+        <w:ind w:left="1440" w:hanging="360"/>
+      </w:pPr>
+    </w:lvl>
+    <w:lvl w:ilvl="2" w:tentative="1">
+      <w:start w:val="1"/>
+      <w:numFmt w:val="decimal"/>
+      <w:lvlText w:val="%3."/>
+      <w:lvlJc w:val="left"/>
+      <w:pPr>
+        <w:tabs>
+          <w:tab w:val="num" w:pos="2160"/>
+        </w:tabs>
+        <w:ind w:left="2160" w:hanging="360"/>
+      </w:pPr>
+    </w:lvl>
+    <w:lvl w:ilvl="3" w:tentative="1">
+      <w:start w:val="1"/>
+      <w:numFmt w:val="decimal"/>
+      <w:lvlText w:val="%4."/>
+      <w:lvlJc w:val="left"/>
+      <w:pPr>
+        <w:tabs>
+          <w:tab w:val="num" w:pos="2880"/>
+        </w:tabs>
+        <w:ind w:left="2880" w:hanging="360"/>
+      </w:pPr>
+    </w:lvl>
+    <w:lvl w:ilvl="4" w:tentative="1">
+      <w:start w:val="1"/>
+      <w:numFmt w:val="decimal"/>
+      <w:lvlText w:val="%5."/>
+      <w:lvlJc w:val="left"/>
+      <w:pPr>
+        <w:tabs>
+          <w:tab w:val="num" w:pos="3600"/>
+        </w:tabs>
+        <w:ind w:left="3600" w:hanging="360"/>
+      </w:pPr>
+    </w:lvl>
+    <w:lvl w:ilvl="5" w:tentative="1">
+      <w:start w:val="1"/>
+      <w:numFmt w:val="decimal"/>
+      <w:lvlText w:val="%6."/>
+      <w:lvlJc w:val="left"/>
+      <w:pPr>
+        <w:tabs>
+          <w:tab w:val="num" w:pos="4320"/>
+        </w:tabs>
+        <w:ind w:left="4320" w:hanging="360"/>
+      </w:pPr>
+    </w:lvl>
+    <w:lvl w:ilvl="6" w:tentative="1">
+      <w:start w:val="1"/>
+      <w:numFmt w:val="decimal"/>
+      <w:lvlText w:val="%7."/>
+      <w:lvlJc w:val="left"/>
+      <w:pPr>
+        <w:tabs>
+          <w:tab w:val="num" w:pos="5040"/>
+        </w:tabs>
+        <w:ind w:left="5040" w:hanging="360"/>
+      </w:pPr>
+    </w:lvl>
+    <w:lvl w:ilvl="7" w:tentative="1">
+      <w:start w:val="1"/>
+      <w:numFmt w:val="decimal"/>
+      <w:lvlText w:val="%8."/>
+      <w:lvlJc w:val="left"/>
+      <w:pPr>
+        <w:tabs>
+          <w:tab w:val="num" w:pos="5760"/>
+        </w:tabs>
+        <w:ind w:left="5760" w:hanging="360"/>
+      </w:pPr>
+    </w:lvl>
+    <w:lvl w:ilvl="8" w:tentative="1">
+      <w:start w:val="1"/>
+      <w:numFmt w:val="decimal"/>
+      <w:lvlText w:val="%9."/>
+      <w:lvlJc w:val="left"/>
+      <w:pPr>
+        <w:tabs>
+          <w:tab w:val="num" w:pos="6480"/>
+        </w:tabs>
+        <w:ind w:left="6480" w:hanging="360"/>
+      </w:pPr>
+    </w:lvl>
+  </w:abstractNum>
+  <w:abstractNum w:abstractNumId="30" w15:restartNumberingAfterBreak="0">
     <w:nsid w:val="690E058B"/>
     <w:multiLevelType w:val="multilevel"/>
     <w:tmpl w:val="BBB808D2"/>
@@ -7343,7 +8177,7 @@
       </w:rPr>
     </w:lvl>
   </w:abstractNum>
-  <w:abstractNum w:abstractNumId="24" w15:restartNumberingAfterBreak="0">
+  <w:abstractNum w:abstractNumId="31" w15:restartNumberingAfterBreak="0">
     <w:nsid w:val="7F972AB4"/>
     <w:multiLevelType w:val="multilevel"/>
     <w:tmpl w:val="E80E22B8"/>
@@ -7457,64 +8291,64 @@
     </w:lvl>
   </w:abstractNum>
   <w:num w:numId="1" w16cid:durableId="654451532">
-    <w:abstractNumId w:val="10"/>
+    <w:abstractNumId w:val="11"/>
   </w:num>
   <w:num w:numId="2" w16cid:durableId="1971782920">
-    <w:abstractNumId w:val="18"/>
+    <w:abstractNumId w:val="21"/>
   </w:num>
   <w:num w:numId="3" w16cid:durableId="1033530824">
-    <w:abstractNumId w:val="19"/>
+    <w:abstractNumId w:val="22"/>
   </w:num>
   <w:num w:numId="4" w16cid:durableId="1896119911">
-    <w:abstractNumId w:val="22"/>
+    <w:abstractNumId w:val="26"/>
   </w:num>
   <w:num w:numId="5" w16cid:durableId="959461410">
-    <w:abstractNumId w:val="24"/>
+    <w:abstractNumId w:val="31"/>
   </w:num>
   <w:num w:numId="6" w16cid:durableId="574820823">
-    <w:abstractNumId w:val="14"/>
+    <w:abstractNumId w:val="15"/>
   </w:num>
   <w:num w:numId="7" w16cid:durableId="1110857180">
-    <w:abstractNumId w:val="5"/>
+    <w:abstractNumId w:val="6"/>
   </w:num>
   <w:num w:numId="8" w16cid:durableId="10687477">
-    <w:abstractNumId w:val="7"/>
+    <w:abstractNumId w:val="8"/>
   </w:num>
   <w:num w:numId="9" w16cid:durableId="1877278720">
-    <w:abstractNumId w:val="20"/>
+    <w:abstractNumId w:val="23"/>
   </w:num>
   <w:num w:numId="10" w16cid:durableId="502470977">
-    <w:abstractNumId w:val="13"/>
+    <w:abstractNumId w:val="14"/>
   </w:num>
   <w:num w:numId="11" w16cid:durableId="1066880815">
     <w:abstractNumId w:val="2"/>
   </w:num>
   <w:num w:numId="12" w16cid:durableId="1326860585">
-    <w:abstractNumId w:val="6"/>
+    <w:abstractNumId w:val="7"/>
   </w:num>
   <w:num w:numId="13" w16cid:durableId="1856573471">
-    <w:abstractNumId w:val="23"/>
+    <w:abstractNumId w:val="30"/>
   </w:num>
   <w:num w:numId="14" w16cid:durableId="502431378">
-    <w:abstractNumId w:val="16"/>
+    <w:abstractNumId w:val="18"/>
   </w:num>
   <w:num w:numId="15" w16cid:durableId="1997803244">
     <w:abstractNumId w:val="4"/>
   </w:num>
   <w:num w:numId="16" w16cid:durableId="36711619">
-    <w:abstractNumId w:val="8"/>
+    <w:abstractNumId w:val="9"/>
   </w:num>
   <w:num w:numId="17" w16cid:durableId="960722011">
     <w:abstractNumId w:val="1"/>
   </w:num>
   <w:num w:numId="18" w16cid:durableId="1193879385">
-    <w:abstractNumId w:val="9"/>
+    <w:abstractNumId w:val="10"/>
   </w:num>
   <w:num w:numId="19" w16cid:durableId="939066072">
-    <w:abstractNumId w:val="12"/>
+    <w:abstractNumId w:val="13"/>
   </w:num>
   <w:num w:numId="20" w16cid:durableId="163594854">
-    <w:abstractNumId w:val="17"/>
+    <w:abstractNumId w:val="20"/>
   </w:num>
   <w:num w:numId="21" w16cid:durableId="30155961">
     <w:abstractNumId w:val="0"/>
@@ -7523,13 +8357,34 @@
     <w:abstractNumId w:val="3"/>
   </w:num>
   <w:num w:numId="23" w16cid:durableId="1316571332">
-    <w:abstractNumId w:val="15"/>
+    <w:abstractNumId w:val="16"/>
   </w:num>
   <w:num w:numId="24" w16cid:durableId="1868372897">
-    <w:abstractNumId w:val="21"/>
+    <w:abstractNumId w:val="24"/>
   </w:num>
   <w:num w:numId="25" w16cid:durableId="1531727313">
-    <w:abstractNumId w:val="11"/>
+    <w:abstractNumId w:val="12"/>
+  </w:num>
+  <w:num w:numId="26" w16cid:durableId="786780720">
+    <w:abstractNumId w:val="29"/>
+  </w:num>
+  <w:num w:numId="27" w16cid:durableId="643971456">
+    <w:abstractNumId w:val="19"/>
+  </w:num>
+  <w:num w:numId="28" w16cid:durableId="1820882764">
+    <w:abstractNumId w:val="17"/>
+  </w:num>
+  <w:num w:numId="29" w16cid:durableId="2145191977">
+    <w:abstractNumId w:val="27"/>
+  </w:num>
+  <w:num w:numId="30" w16cid:durableId="2092774288">
+    <w:abstractNumId w:val="5"/>
+  </w:num>
+  <w:num w:numId="31" w16cid:durableId="2114784956">
+    <w:abstractNumId w:val="25"/>
+  </w:num>
+  <w:num w:numId="32" w16cid:durableId="526679507">
+    <w:abstractNumId w:val="28"/>
   </w:num>
 </w:numbering>
 </file>
